--- a/작업일지/8주차.docx
+++ b/작업일지/8주차.docx
@@ -133,9 +133,6 @@
           <w:p>
             <w:pPr>
               <w:jc w:val="center"/>
-              <w:rPr>
-                <w:rFonts w:hint="eastAsia"/>
-              </w:rPr>
             </w:pPr>
             <w:r>
               <w:rPr>
@@ -474,7 +471,28 @@
           <w:tcPr>
             <w:tcW w:w="9214" w:type="dxa"/>
           </w:tcPr>
-          <w:p/>
+          <w:p>
+            <w:pPr>
+              <w:rPr>
+                <w:rFonts w:hint="eastAsia"/>
+              </w:rPr>
+            </w:pPr>
+            <w:r>
+              <w:rPr>
+                <w:rFonts w:hint="eastAsia"/>
+              </w:rPr>
+              <w:t>-</w:t>
+            </w:r>
+            <w:r>
+              <w:t xml:space="preserve"> </w:t>
+            </w:r>
+            <w:r>
+              <w:rPr>
+                <w:rFonts w:hint="eastAsia"/>
+              </w:rPr>
+              <w:t>언리얼 클라와 기존 클라 연동하기</w:t>
+            </w:r>
+          </w:p>
         </w:tc>
       </w:tr>
       <w:tr>
@@ -698,6 +716,118 @@
 <file path=word/numbering.xml><?xml version="1.0" encoding="utf-8"?>
 <w:numbering xmlns:wpc="http://schemas.microsoft.com/office/word/2010/wordprocessingCanvas" xmlns:cx="http://schemas.microsoft.com/office/drawing/2014/chartex" xmlns:cx1="http://schemas.microsoft.com/office/drawing/2015/9/8/chartex" xmlns:cx2="http://schemas.microsoft.com/office/drawing/2015/10/21/chartex" xmlns:cx3="http://schemas.microsoft.com/office/drawing/2016/5/9/chartex" xmlns:cx4="http://schemas.microsoft.com/office/drawing/2016/5/10/chartex" xmlns:cx5="http://schemas.microsoft.com/office/drawing/2016/5/11/chartex" xmlns:cx6="http://schemas.microsoft.com/office/drawing/2016/5/12/chartex" xmlns:cx7="http://schemas.microsoft.com/office/drawing/2016/5/13/chartex" xmlns:cx8="http://schemas.microsoft.com/office/drawing/2016/5/14/chartex" xmlns:mc="http://schemas.openxmlformats.org/markup-compatibility/2006" xmlns:aink="http://schemas.microsoft.com/office/drawing/2016/ink" xmlns:am3d="http://schemas.microsoft.com/office/drawing/2017/model3d" xmlns:o="urn:schemas-microsoft-com:office:office" xmlns:oel="http://schemas.microsoft.com/office/2019/extlst" xmlns:r="http://schemas.openxmlformats.org/officeDocument/2006/relationships" xmlns:m="http://schemas.openxmlformats.org/officeDocument/2006/math" xmlns:v="urn:schemas-microsoft-com:vml" xmlns:wp14="http://schemas.microsoft.com/office/word/2010/wordprocessingDrawing" xmlns:wp="http://schemas.openxmlformats.org/drawingml/2006/wordprocessingDrawing" xmlns:w10="urn:schemas-microsoft-com:office:word" xmlns:w="http://schemas.openxmlformats.org/wordprocessingml/2006/main" xmlns:w14="http://schemas.microsoft.com/office/word/2010/wordml" xmlns:w15="http://schemas.microsoft.com/office/word/2012/wordml" xmlns:w16cex="http://schemas.microsoft.com/office/word/2018/wordml/cex" xmlns:w16cid="http://schemas.microsoft.com/office/word/2016/wordml/cid" xmlns:w16="http://schemas.microsoft.com/office/word/2018/wordml" xmlns:w16du="http://schemas.microsoft.com/office/word/2023/wordml/word16du" xmlns:w16sdtdh="http://schemas.microsoft.com/office/word/2020/wordml/sdtdatahash" xmlns:w16sdtfl="http://schemas.microsoft.com/office/word/2024/wordml/sdtformatlock" xmlns:w16se="http://schemas.microsoft.com/office/word/2015/wordml/symex" xmlns:wpg="http://schemas.microsoft.com/office/word/2010/wordprocessingGroup" xmlns:wpi="http://schemas.microsoft.com/office/word/2010/wordprocessingInk" xmlns:wne="http://schemas.microsoft.com/office/word/2006/wordml" xmlns:wps="http://schemas.microsoft.com/office/word/2010/wordprocessingShape" mc:Ignorable="w14 w15 w16se w16cid w16 w16cex w16sdtdh w16sdtfl w16du wp14">
   <w:abstractNum w:abstractNumId="0" w15:restartNumberingAfterBreak="0">
+    <w:nsid w:val="09006CE3"/>
+    <w:multiLevelType w:val="hybridMultilevel"/>
+    <w:tmpl w:val="7B862E16"/>
+    <w:lvl w:ilvl="0" w:tplc="1EBC5E48">
+      <w:numFmt w:val="bullet"/>
+      <w:lvlText w:val="-"/>
+      <w:lvlJc w:val="left"/>
+      <w:pPr>
+        <w:ind w:left="800" w:hanging="360"/>
+      </w:pPr>
+      <w:rPr>
+        <w:rFonts w:ascii="맑은 고딕" w:eastAsia="맑은 고딕" w:hAnsi="맑은 고딕" w:cstheme="minorBidi" w:hint="eastAsia"/>
+      </w:rPr>
+    </w:lvl>
+    <w:lvl w:ilvl="1" w:tplc="04090003" w:tentative="1">
+      <w:start w:val="1"/>
+      <w:numFmt w:val="bullet"/>
+      <w:lvlText w:val=""/>
+      <w:lvlJc w:val="left"/>
+      <w:pPr>
+        <w:ind w:left="1320" w:hanging="440"/>
+      </w:pPr>
+      <w:rPr>
+        <w:rFonts w:ascii="Wingdings" w:hAnsi="Wingdings" w:hint="default"/>
+      </w:rPr>
+    </w:lvl>
+    <w:lvl w:ilvl="2" w:tplc="04090005" w:tentative="1">
+      <w:start w:val="1"/>
+      <w:numFmt w:val="bullet"/>
+      <w:lvlText w:val=""/>
+      <w:lvlJc w:val="left"/>
+      <w:pPr>
+        <w:ind w:left="1760" w:hanging="440"/>
+      </w:pPr>
+      <w:rPr>
+        <w:rFonts w:ascii="Wingdings" w:hAnsi="Wingdings" w:hint="default"/>
+      </w:rPr>
+    </w:lvl>
+    <w:lvl w:ilvl="3" w:tplc="04090001" w:tentative="1">
+      <w:start w:val="1"/>
+      <w:numFmt w:val="bullet"/>
+      <w:lvlText w:val=""/>
+      <w:lvlJc w:val="left"/>
+      <w:pPr>
+        <w:ind w:left="2200" w:hanging="440"/>
+      </w:pPr>
+      <w:rPr>
+        <w:rFonts w:ascii="Wingdings" w:hAnsi="Wingdings" w:hint="default"/>
+      </w:rPr>
+    </w:lvl>
+    <w:lvl w:ilvl="4" w:tplc="04090003" w:tentative="1">
+      <w:start w:val="1"/>
+      <w:numFmt w:val="bullet"/>
+      <w:lvlText w:val=""/>
+      <w:lvlJc w:val="left"/>
+      <w:pPr>
+        <w:ind w:left="2640" w:hanging="440"/>
+      </w:pPr>
+      <w:rPr>
+        <w:rFonts w:ascii="Wingdings" w:hAnsi="Wingdings" w:hint="default"/>
+      </w:rPr>
+    </w:lvl>
+    <w:lvl w:ilvl="5" w:tplc="04090005" w:tentative="1">
+      <w:start w:val="1"/>
+      <w:numFmt w:val="bullet"/>
+      <w:lvlText w:val=""/>
+      <w:lvlJc w:val="left"/>
+      <w:pPr>
+        <w:ind w:left="3080" w:hanging="440"/>
+      </w:pPr>
+      <w:rPr>
+        <w:rFonts w:ascii="Wingdings" w:hAnsi="Wingdings" w:hint="default"/>
+      </w:rPr>
+    </w:lvl>
+    <w:lvl w:ilvl="6" w:tplc="04090001" w:tentative="1">
+      <w:start w:val="1"/>
+      <w:numFmt w:val="bullet"/>
+      <w:lvlText w:val=""/>
+      <w:lvlJc w:val="left"/>
+      <w:pPr>
+        <w:ind w:left="3520" w:hanging="440"/>
+      </w:pPr>
+      <w:rPr>
+        <w:rFonts w:ascii="Wingdings" w:hAnsi="Wingdings" w:hint="default"/>
+      </w:rPr>
+    </w:lvl>
+    <w:lvl w:ilvl="7" w:tplc="04090003" w:tentative="1">
+      <w:start w:val="1"/>
+      <w:numFmt w:val="bullet"/>
+      <w:lvlText w:val=""/>
+      <w:lvlJc w:val="left"/>
+      <w:pPr>
+        <w:ind w:left="3960" w:hanging="440"/>
+      </w:pPr>
+      <w:rPr>
+        <w:rFonts w:ascii="Wingdings" w:hAnsi="Wingdings" w:hint="default"/>
+      </w:rPr>
+    </w:lvl>
+    <w:lvl w:ilvl="8" w:tplc="04090005" w:tentative="1">
+      <w:start w:val="1"/>
+      <w:numFmt w:val="bullet"/>
+      <w:lvlText w:val=""/>
+      <w:lvlJc w:val="left"/>
+      <w:pPr>
+        <w:ind w:left="4400" w:hanging="440"/>
+      </w:pPr>
+      <w:rPr>
+        <w:rFonts w:ascii="Wingdings" w:hAnsi="Wingdings" w:hint="default"/>
+      </w:rPr>
+    </w:lvl>
+  </w:abstractNum>
+  <w:abstractNum w:abstractNumId="1" w15:restartNumberingAfterBreak="0">
     <w:nsid w:val="1A3D51DD"/>
     <w:multiLevelType w:val="hybridMultilevel"/>
     <w:tmpl w:val="AB6AAB92"/>
@@ -811,6 +941,9 @@
     </w:lvl>
   </w:abstractNum>
   <w:num w:numId="1" w16cid:durableId="1396316752">
+    <w:abstractNumId w:val="1"/>
+  </w:num>
+  <w:num w:numId="2" w16cid:durableId="337123396">
     <w:abstractNumId w:val="0"/>
   </w:num>
 </w:numbering>

--- a/작업일지/8주차.docx
+++ b/작업일지/8주차.docx
@@ -357,7 +357,23 @@
           <w:b/>
           <w:bCs/>
         </w:rPr>
-        <w:t>()</w:t>
+        <w:t>(</w:t>
+      </w:r>
+      <w:r>
+        <w:rPr>
+          <w:rFonts w:hint="eastAsia"/>
+          <w:b/>
+          <w:bCs/>
+        </w:rPr>
+        <w:t>1001</w:t>
+      </w:r>
+      <w:r>
+        <w:rPr>
+          <w:rFonts w:hint="eastAsia"/>
+          <w:b/>
+          <w:bCs/>
+        </w:rPr>
+        <w:t>)</w:t>
       </w:r>
     </w:p>
     <w:tbl>
@@ -377,7 +393,62 @@
           <w:tcPr>
             <w:tcW w:w="10485" w:type="dxa"/>
           </w:tcPr>
+          <w:p>
+            <w:r>
+              <w:rPr>
+                <w:rFonts w:hint="eastAsia"/>
+              </w:rPr>
+              <w:t xml:space="preserve">1. 중점 연구 과제 </w:t>
+            </w:r>
+            <w:r>
+              <w:t>–</w:t>
+            </w:r>
+            <w:r>
+              <w:rPr>
+                <w:rFonts w:hint="eastAsia"/>
+              </w:rPr>
+              <w:t xml:space="preserve"> 각자 알아서 생각해보기</w:t>
+            </w:r>
+          </w:p>
+          <w:p>
+            <w:r>
+              <w:rPr>
+                <w:rFonts w:hint="eastAsia"/>
+              </w:rPr>
+              <w:t>2. 언리얼 C++ - 이번 주까지 C++로 프로젝트 만들기(final 폴더에 git ignore 추가 후 생성)</w:t>
+            </w:r>
+          </w:p>
+          <w:p>
+            <w:r>
+              <w:rPr>
+                <w:rFonts w:hint="eastAsia"/>
+              </w:rPr>
+              <w:t xml:space="preserve">3. 기획 </w:t>
+            </w:r>
+            <w:r>
+              <w:t>–</w:t>
+            </w:r>
+            <w:r>
+              <w:rPr>
+                <w:rFonts w:hint="eastAsia"/>
+              </w:rPr>
+              <w:t xml:space="preserve"> 맵 관련 내용, 몬스터 수 등</w:t>
+            </w:r>
+          </w:p>
           <w:p/>
+          <w:p>
+            <w:pPr>
+              <w:rPr>
+                <w:rFonts w:hint="eastAsia"/>
+              </w:rPr>
+            </w:pPr>
+            <w:r>
+              <w:rPr>
+                <w:rFonts w:hint="eastAsia"/>
+              </w:rPr>
+              <w:t>- 다음 회의: 10월 8일 디스코드</w:t>
+            </w:r>
+          </w:p>
         </w:tc>
       </w:tr>
     </w:tbl>
@@ -472,11 +543,6 @@
             <w:tcW w:w="9214" w:type="dxa"/>
           </w:tcPr>
           <w:p>
-            <w:pPr>
-              <w:rPr>
-                <w:rFonts w:hint="eastAsia"/>
-              </w:rPr>
-            </w:pPr>
             <w:r>
               <w:rPr>
                 <w:rFonts w:hint="eastAsia"/>
@@ -521,7 +587,33 @@
           <w:tcPr>
             <w:tcW w:w="9214" w:type="dxa"/>
           </w:tcPr>
-          <w:p/>
+          <w:p>
+            <w:r>
+              <w:rPr>
+                <w:rFonts w:hint="eastAsia"/>
+              </w:rPr>
+              <w:t>- 언리얼 C++ 프로젝트 생성</w:t>
+            </w:r>
+          </w:p>
+          <w:p>
+            <w:pPr>
+              <w:rPr>
+                <w:rFonts w:hint="eastAsia"/>
+              </w:rPr>
+            </w:pPr>
+            <w:r>
+              <w:rPr>
+                <w:rFonts w:hint="eastAsia"/>
+              </w:rPr>
+              <w:t>- 이대현 교수님 강의 1 ~ 1</w:t>
+            </w:r>
+            <w:r>
+              <w:rPr>
+                <w:rFonts w:hint="eastAsia"/>
+              </w:rPr>
+              <w:t>1강 수강(최대한 많이)</w:t>
+            </w:r>
+          </w:p>
         </w:tc>
       </w:tr>
     </w:tbl>

--- a/작업일지/8주차.docx
+++ b/작업일지/8주차.docx
@@ -207,6 +207,7 @@
                 <w:bCs/>
               </w:rPr>
             </w:pPr>
+            <w:proofErr w:type="spellStart"/>
             <w:r>
               <w:rPr>
                 <w:rFonts w:hint="eastAsia"/>
@@ -215,6 +216,7 @@
               </w:rPr>
               <w:t>팀명</w:t>
             </w:r>
+            <w:proofErr w:type="spellEnd"/>
           </w:p>
         </w:tc>
         <w:tc>
@@ -284,7 +286,21 @@
               <w:rPr>
                 <w:rFonts w:hint="eastAsia"/>
               </w:rPr>
-              <w:t xml:space="preserve"> 윤이하나(기획, </w:t>
+              <w:t xml:space="preserve"> </w:t>
+            </w:r>
+            <w:proofErr w:type="spellStart"/>
+            <w:r>
+              <w:rPr>
+                <w:rFonts w:hint="eastAsia"/>
+              </w:rPr>
+              <w:t>윤이하나</w:t>
+            </w:r>
+            <w:proofErr w:type="spellEnd"/>
+            <w:r>
+              <w:rPr>
+                <w:rFonts w:hint="eastAsia"/>
+              </w:rPr>
+              <w:t xml:space="preserve">(기획, </w:t>
             </w:r>
             <w:r>
               <w:rPr>
@@ -415,7 +431,21 @@
               <w:rPr>
                 <w:rFonts w:hint="eastAsia"/>
               </w:rPr>
-              <w:t>2. 언리얼 C++ - 이번 주까지 C++로 프로젝트 만들기(final 폴더에 git ignore 추가 후 생성)</w:t>
+              <w:t xml:space="preserve">2. </w:t>
+            </w:r>
+            <w:proofErr w:type="spellStart"/>
+            <w:r>
+              <w:rPr>
+                <w:rFonts w:hint="eastAsia"/>
+              </w:rPr>
+              <w:t>언리얼</w:t>
+            </w:r>
+            <w:proofErr w:type="spellEnd"/>
+            <w:r>
+              <w:rPr>
+                <w:rFonts w:hint="eastAsia"/>
+              </w:rPr>
+              <w:t xml:space="preserve"> C++ - 이번 주까지 C++로 프로젝트 만들기(final 폴더에 git ignore 추가 후 생성)</w:t>
             </w:r>
           </w:p>
           <w:p>
@@ -446,8 +476,30 @@
               <w:rPr>
                 <w:rFonts w:hint="eastAsia"/>
               </w:rPr>
-              <w:t>- 다음 회의: 10월 8일 디스코드</w:t>
-            </w:r>
+              <w:t>* 다음 주부터 코드 + 기획서 리뷰 할 것!</w:t>
+            </w:r>
+          </w:p>
+          <w:p>
+            <w:r>
+              <w:rPr>
+                <w:rFonts w:hint="eastAsia"/>
+              </w:rPr>
+              <w:t xml:space="preserve">- 다음 회의: 10월 8일 </w:t>
+            </w:r>
+            <w:r>
+              <w:rPr>
+                <w:rFonts w:hint="eastAsia"/>
+              </w:rPr>
+              <w:t xml:space="preserve">오후 2시 </w:t>
+            </w:r>
+            <w:proofErr w:type="spellStart"/>
+            <w:r>
+              <w:rPr>
+                <w:rFonts w:hint="eastAsia"/>
+              </w:rPr>
+              <w:t>디스코드</w:t>
+            </w:r>
+            <w:proofErr w:type="spellEnd"/>
           </w:p>
         </w:tc>
       </w:tr>
@@ -499,6 +551,7 @@
                 <w:bCs/>
               </w:rPr>
             </w:pPr>
+            <w:proofErr w:type="spellStart"/>
             <w:r>
               <w:rPr>
                 <w:rFonts w:hint="eastAsia"/>
@@ -507,6 +560,7 @@
               </w:rPr>
               <w:t>윤이하나</w:t>
             </w:r>
+            <w:proofErr w:type="spellEnd"/>
           </w:p>
         </w:tc>
         <w:tc>
@@ -552,11 +606,33 @@
             <w:r>
               <w:t xml:space="preserve"> </w:t>
             </w:r>
-            <w:r>
-              <w:rPr>
-                <w:rFonts w:hint="eastAsia"/>
-              </w:rPr>
-              <w:t>언리얼 클라와 기존 클라 연동하기</w:t>
+            <w:proofErr w:type="spellStart"/>
+            <w:r>
+              <w:rPr>
+                <w:rFonts w:hint="eastAsia"/>
+              </w:rPr>
+              <w:t>언리얼</w:t>
+            </w:r>
+            <w:proofErr w:type="spellEnd"/>
+            <w:r>
+              <w:rPr>
+                <w:rFonts w:hint="eastAsia"/>
+              </w:rPr>
+              <w:t xml:space="preserve"> </w:t>
+            </w:r>
+            <w:proofErr w:type="spellStart"/>
+            <w:r>
+              <w:rPr>
+                <w:rFonts w:hint="eastAsia"/>
+              </w:rPr>
+              <w:t>클라와</w:t>
+            </w:r>
+            <w:proofErr w:type="spellEnd"/>
+            <w:r>
+              <w:rPr>
+                <w:rFonts w:hint="eastAsia"/>
+              </w:rPr>
+              <w:t xml:space="preserve"> 기존 클라 연동하기</w:t>
             </w:r>
           </w:p>
         </w:tc>
@@ -592,15 +668,24 @@
               <w:rPr>
                 <w:rFonts w:hint="eastAsia"/>
               </w:rPr>
-              <w:t>- 언리얼 C++ 프로젝트 생성</w:t>
-            </w:r>
-          </w:p>
-          <w:p>
-            <w:pPr>
-              <w:rPr>
-                <w:rFonts w:hint="eastAsia"/>
-              </w:rPr>
-            </w:pPr>
+              <w:t xml:space="preserve">- </w:t>
+            </w:r>
+            <w:proofErr w:type="spellStart"/>
+            <w:r>
+              <w:rPr>
+                <w:rFonts w:hint="eastAsia"/>
+              </w:rPr>
+              <w:t>언리얼</w:t>
+            </w:r>
+            <w:proofErr w:type="spellEnd"/>
+            <w:r>
+              <w:rPr>
+                <w:rFonts w:hint="eastAsia"/>
+              </w:rPr>
+              <w:t xml:space="preserve"> C++ 프로젝트 생성</w:t>
+            </w:r>
+          </w:p>
+          <w:p>
             <w:r>
               <w:rPr>
                 <w:rFonts w:hint="eastAsia"/>
@@ -656,6 +741,7 @@
                 <w:bCs/>
               </w:rPr>
             </w:pPr>
+            <w:proofErr w:type="spellStart"/>
             <w:r>
               <w:rPr>
                 <w:rFonts w:hint="eastAsia"/>
@@ -664,6 +750,7 @@
               </w:rPr>
               <w:t>윤이하나</w:t>
             </w:r>
+            <w:proofErr w:type="spellEnd"/>
           </w:p>
         </w:tc>
         <w:tc>

--- a/작업일지/8주차.docx
+++ b/작업일지/8주차.docx
@@ -207,7 +207,6 @@
                 <w:bCs/>
               </w:rPr>
             </w:pPr>
-            <w:proofErr w:type="spellStart"/>
             <w:r>
               <w:rPr>
                 <w:rFonts w:hint="eastAsia"/>
@@ -216,7 +215,6 @@
               </w:rPr>
               <w:t>팀명</w:t>
             </w:r>
-            <w:proofErr w:type="spellEnd"/>
           </w:p>
         </w:tc>
         <w:tc>
@@ -286,21 +284,7 @@
               <w:rPr>
                 <w:rFonts w:hint="eastAsia"/>
               </w:rPr>
-              <w:t xml:space="preserve"> </w:t>
-            </w:r>
-            <w:proofErr w:type="spellStart"/>
-            <w:r>
-              <w:rPr>
-                <w:rFonts w:hint="eastAsia"/>
-              </w:rPr>
-              <w:t>윤이하나</w:t>
-            </w:r>
-            <w:proofErr w:type="spellEnd"/>
-            <w:r>
-              <w:rPr>
-                <w:rFonts w:hint="eastAsia"/>
-              </w:rPr>
-              <w:t xml:space="preserve">(기획, </w:t>
+              <w:t xml:space="preserve"> 윤이하나(기획, </w:t>
             </w:r>
             <w:r>
               <w:rPr>
@@ -431,21 +415,7 @@
               <w:rPr>
                 <w:rFonts w:hint="eastAsia"/>
               </w:rPr>
-              <w:t xml:space="preserve">2. </w:t>
-            </w:r>
-            <w:proofErr w:type="spellStart"/>
-            <w:r>
-              <w:rPr>
-                <w:rFonts w:hint="eastAsia"/>
-              </w:rPr>
-              <w:t>언리얼</w:t>
-            </w:r>
-            <w:proofErr w:type="spellEnd"/>
-            <w:r>
-              <w:rPr>
-                <w:rFonts w:hint="eastAsia"/>
-              </w:rPr>
-              <w:t xml:space="preserve"> C++ - 이번 주까지 C++로 프로젝트 만들기(final 폴더에 git ignore 추가 후 생성)</w:t>
+              <w:t>2. 언리얼 C++ - 이번 주까지 C++로 프로젝트 만들기(final 폴더에 git ignore 추가 후 생성)</w:t>
             </w:r>
           </w:p>
           <w:p>
@@ -467,11 +437,6 @@
           </w:p>
           <w:p/>
           <w:p>
-            <w:pPr>
-              <w:rPr>
-                <w:rFonts w:hint="eastAsia"/>
-              </w:rPr>
-            </w:pPr>
             <w:r>
               <w:rPr>
                 <w:rFonts w:hint="eastAsia"/>
@@ -492,14 +457,12 @@
               </w:rPr>
               <w:t xml:space="preserve">오후 2시 </w:t>
             </w:r>
-            <w:proofErr w:type="spellStart"/>
             <w:r>
               <w:rPr>
                 <w:rFonts w:hint="eastAsia"/>
               </w:rPr>
               <w:t>디스코드</w:t>
             </w:r>
-            <w:proofErr w:type="spellEnd"/>
           </w:p>
         </w:tc>
       </w:tr>
@@ -551,7 +514,6 @@
                 <w:bCs/>
               </w:rPr>
             </w:pPr>
-            <w:proofErr w:type="spellStart"/>
             <w:r>
               <w:rPr>
                 <w:rFonts w:hint="eastAsia"/>
@@ -560,14 +522,100 @@
               </w:rPr>
               <w:t>윤이하나</w:t>
             </w:r>
-            <w:proofErr w:type="spellEnd"/>
           </w:p>
         </w:tc>
         <w:tc>
           <w:tcPr>
             <w:tcW w:w="9214" w:type="dxa"/>
           </w:tcPr>
-          <w:p/>
+          <w:p>
+            <w:r>
+              <w:rPr>
+                <w:rFonts w:hint="eastAsia"/>
+              </w:rPr>
+              <w:t xml:space="preserve">- </w:t>
+            </w:r>
+            <w:r>
+              <w:rPr>
+                <w:rFonts w:hint="eastAsia"/>
+              </w:rPr>
+              <w:t>생각해오기</w:t>
+            </w:r>
+          </w:p>
+          <w:p>
+            <w:r>
+              <w:rPr>
+                <w:rFonts w:hint="eastAsia"/>
+              </w:rPr>
+              <w:t xml:space="preserve">: </w:t>
+            </w:r>
+            <w:r>
+              <w:rPr>
+                <w:rFonts w:hint="eastAsia"/>
+              </w:rPr>
+              <w:t>1. 맵 관련</w:t>
+            </w:r>
+          </w:p>
+          <w:p>
+            <w:r>
+              <w:rPr>
+                <w:rFonts w:hint="eastAsia"/>
+              </w:rPr>
+              <w:t>기존 리썰의 시설에 해당하는</w:t>
+            </w:r>
+            <w:r>
+              <w:rPr>
+                <w:rFonts w:hint="eastAsia"/>
+              </w:rPr>
+              <w:t xml:space="preserve"> 내부 맵을 몇 종류로 할 것인지.</w:t>
+            </w:r>
+          </w:p>
+          <w:p>
+            <w:pPr>
+              <w:rPr>
+                <w:rFonts w:hint="eastAsia"/>
+              </w:rPr>
+            </w:pPr>
+            <w:r>
+              <w:rPr>
+                <w:rFonts w:hint="eastAsia"/>
+              </w:rPr>
+              <w:t>외부(행성)를 기획할 것인지.</w:t>
+            </w:r>
+          </w:p>
+          <w:p>
+            <w:r>
+              <w:rPr>
+                <w:rFonts w:hint="eastAsia"/>
+              </w:rPr>
+              <w:t>: 2. 몬스터 수</w:t>
+            </w:r>
+          </w:p>
+          <w:p>
+            <w:pPr>
+              <w:rPr>
+                <w:rFonts w:hint="eastAsia"/>
+              </w:rPr>
+            </w:pPr>
+            <w:r>
+              <w:rPr>
+                <w:rFonts w:hint="eastAsia"/>
+              </w:rPr>
+              <w:t xml:space="preserve">초기 </w:t>
+            </w:r>
+            <w:r>
+              <w:rPr>
+                <w:rFonts w:hint="eastAsia"/>
+              </w:rPr>
+              <w:t>리썰과 비교하여</w:t>
+            </w:r>
+            <w:r>
+              <w:rPr>
+                <w:rFonts w:hint="eastAsia"/>
+              </w:rPr>
+              <w:t xml:space="preserve"> 몬스터 수를 어떻게 할 것인지.</w:t>
+            </w:r>
+          </w:p>
         </w:tc>
       </w:tr>
       <w:tr>
@@ -606,33 +654,11 @@
             <w:r>
               <w:t xml:space="preserve"> </w:t>
             </w:r>
-            <w:proofErr w:type="spellStart"/>
-            <w:r>
-              <w:rPr>
-                <w:rFonts w:hint="eastAsia"/>
-              </w:rPr>
-              <w:t>언리얼</w:t>
-            </w:r>
-            <w:proofErr w:type="spellEnd"/>
-            <w:r>
-              <w:rPr>
-                <w:rFonts w:hint="eastAsia"/>
-              </w:rPr>
-              <w:t xml:space="preserve"> </w:t>
-            </w:r>
-            <w:proofErr w:type="spellStart"/>
-            <w:r>
-              <w:rPr>
-                <w:rFonts w:hint="eastAsia"/>
-              </w:rPr>
-              <w:t>클라와</w:t>
-            </w:r>
-            <w:proofErr w:type="spellEnd"/>
-            <w:r>
-              <w:rPr>
-                <w:rFonts w:hint="eastAsia"/>
-              </w:rPr>
-              <w:t xml:space="preserve"> 기존 클라 연동하기</w:t>
+            <w:r>
+              <w:rPr>
+                <w:rFonts w:hint="eastAsia"/>
+              </w:rPr>
+              <w:t>언리얼 클라와 기존 클라 연동하기</w:t>
             </w:r>
           </w:p>
         </w:tc>
@@ -668,21 +694,7 @@
               <w:rPr>
                 <w:rFonts w:hint="eastAsia"/>
               </w:rPr>
-              <w:t xml:space="preserve">- </w:t>
-            </w:r>
-            <w:proofErr w:type="spellStart"/>
-            <w:r>
-              <w:rPr>
-                <w:rFonts w:hint="eastAsia"/>
-              </w:rPr>
-              <w:t>언리얼</w:t>
-            </w:r>
-            <w:proofErr w:type="spellEnd"/>
-            <w:r>
-              <w:rPr>
-                <w:rFonts w:hint="eastAsia"/>
-              </w:rPr>
-              <w:t xml:space="preserve"> C++ 프로젝트 생성</w:t>
+              <w:t>- 언리얼 C++ 프로젝트 생성</w:t>
             </w:r>
           </w:p>
           <w:p>
@@ -741,7 +753,6 @@
                 <w:bCs/>
               </w:rPr>
             </w:pPr>
-            <w:proofErr w:type="spellStart"/>
             <w:r>
               <w:rPr>
                 <w:rFonts w:hint="eastAsia"/>
@@ -750,7 +761,6 @@
               </w:rPr>
               <w:t>윤이하나</w:t>
             </w:r>
-            <w:proofErr w:type="spellEnd"/>
           </w:p>
         </w:tc>
         <w:tc>
@@ -759,8 +769,9 @@
           </w:tcPr>
           <w:p>
             <w:pPr>
-              <w:pStyle w:val="a6"/>
-              <w:ind w:left="880"/>
+              <w:rPr>
+                <w:rFonts w:hint="eastAsia"/>
+              </w:rPr>
             </w:pPr>
           </w:p>
         </w:tc>

--- a/작업일지/8주차.docx
+++ b/작업일지/8주차.docx
@@ -207,6 +207,7 @@
                 <w:bCs/>
               </w:rPr>
             </w:pPr>
+            <w:proofErr w:type="spellStart"/>
             <w:r>
               <w:rPr>
                 <w:rFonts w:hint="eastAsia"/>
@@ -215,6 +216,7 @@
               </w:rPr>
               <w:t>팀명</w:t>
             </w:r>
+            <w:proofErr w:type="spellEnd"/>
           </w:p>
         </w:tc>
         <w:tc>
@@ -284,7 +286,21 @@
               <w:rPr>
                 <w:rFonts w:hint="eastAsia"/>
               </w:rPr>
-              <w:t xml:space="preserve"> 윤이하나(기획, </w:t>
+              <w:t xml:space="preserve"> </w:t>
+            </w:r>
+            <w:proofErr w:type="spellStart"/>
+            <w:r>
+              <w:rPr>
+                <w:rFonts w:hint="eastAsia"/>
+              </w:rPr>
+              <w:t>윤이하나</w:t>
+            </w:r>
+            <w:proofErr w:type="spellEnd"/>
+            <w:r>
+              <w:rPr>
+                <w:rFonts w:hint="eastAsia"/>
+              </w:rPr>
+              <w:t xml:space="preserve">(기획, </w:t>
             </w:r>
             <w:r>
               <w:rPr>
@@ -415,7 +431,21 @@
               <w:rPr>
                 <w:rFonts w:hint="eastAsia"/>
               </w:rPr>
-              <w:t>2. 언리얼 C++ - 이번 주까지 C++로 프로젝트 만들기(final 폴더에 git ignore 추가 후 생성)</w:t>
+              <w:t xml:space="preserve">2. </w:t>
+            </w:r>
+            <w:proofErr w:type="spellStart"/>
+            <w:r>
+              <w:rPr>
+                <w:rFonts w:hint="eastAsia"/>
+              </w:rPr>
+              <w:t>언리얼</w:t>
+            </w:r>
+            <w:proofErr w:type="spellEnd"/>
+            <w:r>
+              <w:rPr>
+                <w:rFonts w:hint="eastAsia"/>
+              </w:rPr>
+              <w:t xml:space="preserve"> C++ - 이번 주까지 C++로 프로젝트 만들기(final 폴더에 git ignore 추가 후 생성)</w:t>
             </w:r>
           </w:p>
           <w:p>
@@ -457,12 +487,14 @@
               </w:rPr>
               <w:t xml:space="preserve">오후 2시 </w:t>
             </w:r>
+            <w:proofErr w:type="spellStart"/>
             <w:r>
               <w:rPr>
                 <w:rFonts w:hint="eastAsia"/>
               </w:rPr>
               <w:t>디스코드</w:t>
             </w:r>
+            <w:proofErr w:type="spellEnd"/>
           </w:p>
         </w:tc>
       </w:tr>
@@ -514,6 +546,7 @@
                 <w:bCs/>
               </w:rPr>
             </w:pPr>
+            <w:proofErr w:type="spellStart"/>
             <w:r>
               <w:rPr>
                 <w:rFonts w:hint="eastAsia"/>
@@ -522,6 +555,7 @@
               </w:rPr>
               <w:t>윤이하나</w:t>
             </w:r>
+            <w:proofErr w:type="spellEnd"/>
           </w:p>
         </w:tc>
         <w:tc>
@@ -561,21 +595,44 @@
               <w:rPr>
                 <w:rFonts w:hint="eastAsia"/>
               </w:rPr>
-              <w:t>기존 리썰의 시설에 해당하는</w:t>
-            </w:r>
-            <w:r>
-              <w:rPr>
-                <w:rFonts w:hint="eastAsia"/>
-              </w:rPr>
-              <w:t xml:space="preserve"> 내부 맵을 몇 종류로 할 것인지.</w:t>
-            </w:r>
-          </w:p>
-          <w:p>
-            <w:pPr>
-              <w:rPr>
-                <w:rFonts w:hint="eastAsia"/>
-              </w:rPr>
-            </w:pPr>
+              <w:t xml:space="preserve">기존 </w:t>
+            </w:r>
+            <w:proofErr w:type="spellStart"/>
+            <w:r>
+              <w:rPr>
+                <w:rFonts w:hint="eastAsia"/>
+              </w:rPr>
+              <w:t>리썰의</w:t>
+            </w:r>
+            <w:proofErr w:type="spellEnd"/>
+            <w:r>
+              <w:rPr>
+                <w:rFonts w:hint="eastAsia"/>
+              </w:rPr>
+              <w:t xml:space="preserve"> 시설에 해당하는</w:t>
+            </w:r>
+            <w:r>
+              <w:rPr>
+                <w:rFonts w:hint="eastAsia"/>
+              </w:rPr>
+              <w:t xml:space="preserve"> 내부 </w:t>
+            </w:r>
+            <w:proofErr w:type="spellStart"/>
+            <w:r>
+              <w:rPr>
+                <w:rFonts w:hint="eastAsia"/>
+              </w:rPr>
+              <w:t>맵을</w:t>
+            </w:r>
+            <w:proofErr w:type="spellEnd"/>
+            <w:r>
+              <w:rPr>
+                <w:rFonts w:hint="eastAsia"/>
+              </w:rPr>
+              <w:t xml:space="preserve"> 몇 종류로 할 것인지.</w:t>
+            </w:r>
+          </w:p>
+          <w:p>
             <w:r>
               <w:rPr>
                 <w:rFonts w:hint="eastAsia"/>
@@ -592,22 +649,25 @@
             </w:r>
           </w:p>
           <w:p>
-            <w:pPr>
-              <w:rPr>
-                <w:rFonts w:hint="eastAsia"/>
-              </w:rPr>
-            </w:pPr>
             <w:r>
               <w:rPr>
                 <w:rFonts w:hint="eastAsia"/>
               </w:rPr>
               <w:t xml:space="preserve">초기 </w:t>
             </w:r>
-            <w:r>
-              <w:rPr>
-                <w:rFonts w:hint="eastAsia"/>
-              </w:rPr>
-              <w:t>리썰과 비교하여</w:t>
+            <w:proofErr w:type="spellStart"/>
+            <w:r>
+              <w:rPr>
+                <w:rFonts w:hint="eastAsia"/>
+              </w:rPr>
+              <w:t>리썰과</w:t>
+            </w:r>
+            <w:proofErr w:type="spellEnd"/>
+            <w:r>
+              <w:rPr>
+                <w:rFonts w:hint="eastAsia"/>
+              </w:rPr>
+              <w:t xml:space="preserve"> 비교하여</w:t>
             </w:r>
             <w:r>
               <w:rPr>
@@ -654,11 +714,33 @@
             <w:r>
               <w:t xml:space="preserve"> </w:t>
             </w:r>
-            <w:r>
-              <w:rPr>
-                <w:rFonts w:hint="eastAsia"/>
-              </w:rPr>
-              <w:t>언리얼 클라와 기존 클라 연동하기</w:t>
+            <w:proofErr w:type="spellStart"/>
+            <w:r>
+              <w:rPr>
+                <w:rFonts w:hint="eastAsia"/>
+              </w:rPr>
+              <w:t>언리얼</w:t>
+            </w:r>
+            <w:proofErr w:type="spellEnd"/>
+            <w:r>
+              <w:rPr>
+                <w:rFonts w:hint="eastAsia"/>
+              </w:rPr>
+              <w:t xml:space="preserve"> </w:t>
+            </w:r>
+            <w:proofErr w:type="spellStart"/>
+            <w:r>
+              <w:rPr>
+                <w:rFonts w:hint="eastAsia"/>
+              </w:rPr>
+              <w:t>클라와</w:t>
+            </w:r>
+            <w:proofErr w:type="spellEnd"/>
+            <w:r>
+              <w:rPr>
+                <w:rFonts w:hint="eastAsia"/>
+              </w:rPr>
+              <w:t xml:space="preserve"> 기존 클라 연동하기</w:t>
             </w:r>
           </w:p>
         </w:tc>
@@ -694,21 +776,63 @@
               <w:rPr>
                 <w:rFonts w:hint="eastAsia"/>
               </w:rPr>
-              <w:t>- 언리얼 C++ 프로젝트 생성</w:t>
-            </w:r>
-          </w:p>
-          <w:p>
-            <w:r>
-              <w:rPr>
-                <w:rFonts w:hint="eastAsia"/>
-              </w:rPr>
-              <w:t>- 이대현 교수님 강의 1 ~ 1</w:t>
-            </w:r>
-            <w:r>
-              <w:rPr>
-                <w:rFonts w:hint="eastAsia"/>
-              </w:rPr>
-              <w:t>1강 수강(최대한 많이)</w:t>
+              <w:t xml:space="preserve">- </w:t>
+            </w:r>
+            <w:proofErr w:type="spellStart"/>
+            <w:r>
+              <w:rPr>
+                <w:rFonts w:hint="eastAsia"/>
+              </w:rPr>
+              <w:t>언리얼</w:t>
+            </w:r>
+            <w:proofErr w:type="spellEnd"/>
+            <w:r>
+              <w:rPr>
+                <w:rFonts w:hint="eastAsia"/>
+              </w:rPr>
+              <w:t xml:space="preserve"> C++ 프로젝트 생성</w:t>
+            </w:r>
+          </w:p>
+          <w:p>
+            <w:r>
+              <w:rPr>
+                <w:rFonts w:hint="eastAsia"/>
+              </w:rPr>
+              <w:t xml:space="preserve">- 이대현 교수님 강의 </w:t>
+            </w:r>
+            <w:r>
+              <w:rPr>
+                <w:rFonts w:hint="eastAsia"/>
+              </w:rPr>
+              <w:t>최대한 많이</w:t>
+            </w:r>
+            <w:r>
+              <w:rPr>
+                <w:rFonts w:hint="eastAsia"/>
+              </w:rPr>
+              <w:t xml:space="preserve"> 수강</w:t>
+            </w:r>
+          </w:p>
+          <w:p>
+            <w:r>
+              <w:rPr>
+                <w:rFonts w:hint="eastAsia"/>
+              </w:rPr>
+              <w:t xml:space="preserve">- </w:t>
+            </w:r>
+            <w:proofErr w:type="spellStart"/>
+            <w:r>
+              <w:rPr>
+                <w:rFonts w:hint="eastAsia"/>
+              </w:rPr>
+              <w:t>유데미</w:t>
+            </w:r>
+            <w:proofErr w:type="spellEnd"/>
+            <w:r>
+              <w:rPr>
+                <w:rFonts w:hint="eastAsia"/>
+              </w:rPr>
+              <w:t xml:space="preserve"> 강의 수강</w:t>
             </w:r>
           </w:p>
         </w:tc>
@@ -753,6 +877,7 @@
                 <w:bCs/>
               </w:rPr>
             </w:pPr>
+            <w:proofErr w:type="spellStart"/>
             <w:r>
               <w:rPr>
                 <w:rFonts w:hint="eastAsia"/>
@@ -761,41 +886,7 @@
               </w:rPr>
               <w:t>윤이하나</w:t>
             </w:r>
-          </w:p>
-        </w:tc>
-        <w:tc>
-          <w:tcPr>
-            <w:tcW w:w="9214" w:type="dxa"/>
-          </w:tcPr>
-          <w:p>
-            <w:pPr>
-              <w:rPr>
-                <w:rFonts w:hint="eastAsia"/>
-              </w:rPr>
-            </w:pPr>
-          </w:p>
-        </w:tc>
-      </w:tr>
-      <w:tr>
-        <w:tc>
-          <w:tcPr>
-            <w:tcW w:w="1271" w:type="dxa"/>
-          </w:tcPr>
-          <w:p>
-            <w:pPr>
-              <w:rPr>
-                <w:b/>
-                <w:bCs/>
-              </w:rPr>
-            </w:pPr>
-            <w:r>
-              <w:rPr>
-                <w:rFonts w:hint="eastAsia"/>
-                <w:b/>
-                <w:bCs/>
-              </w:rPr>
-              <w:t>임수영</w:t>
-            </w:r>
+            <w:proofErr w:type="spellEnd"/>
           </w:p>
         </w:tc>
         <w:tc>
@@ -823,7 +914,7 @@
                 <w:b/>
                 <w:bCs/>
               </w:rPr>
-              <w:t>임채은</w:t>
+              <w:t>임수영</w:t>
             </w:r>
           </w:p>
         </w:tc>
@@ -832,6 +923,292 @@
             <w:tcW w:w="9214" w:type="dxa"/>
           </w:tcPr>
           <w:p/>
+        </w:tc>
+      </w:tr>
+      <w:tr>
+        <w:tc>
+          <w:tcPr>
+            <w:tcW w:w="1271" w:type="dxa"/>
+          </w:tcPr>
+          <w:p>
+            <w:pPr>
+              <w:rPr>
+                <w:b/>
+                <w:bCs/>
+              </w:rPr>
+            </w:pPr>
+            <w:r>
+              <w:rPr>
+                <w:rFonts w:hint="eastAsia"/>
+                <w:b/>
+                <w:bCs/>
+              </w:rPr>
+              <w:t>임채은</w:t>
+            </w:r>
+          </w:p>
+        </w:tc>
+        <w:tc>
+          <w:tcPr>
+            <w:tcW w:w="9214" w:type="dxa"/>
+          </w:tcPr>
+          <w:p>
+            <w:r>
+              <w:rPr>
+                <w:rFonts w:hint="eastAsia"/>
+              </w:rPr>
+              <w:t xml:space="preserve">- </w:t>
+            </w:r>
+            <w:proofErr w:type="spellStart"/>
+            <w:r>
+              <w:rPr>
+                <w:rFonts w:hint="eastAsia"/>
+              </w:rPr>
+              <w:t>언리얼</w:t>
+            </w:r>
+            <w:proofErr w:type="spellEnd"/>
+            <w:r>
+              <w:rPr>
+                <w:rFonts w:hint="eastAsia"/>
+              </w:rPr>
+              <w:t xml:space="preserve"> C++ 프로젝트를 생성하고 Actor를 생성해서 UE_LOG로 </w:t>
+            </w:r>
+            <w:r>
+              <w:t>“</w:t>
+            </w:r>
+            <w:r>
+              <w:rPr>
+                <w:rFonts w:hint="eastAsia"/>
+              </w:rPr>
+              <w:t>Hello Unreal</w:t>
+            </w:r>
+            <w:r>
+              <w:t>”</w:t>
+            </w:r>
+            <w:r>
+              <w:rPr>
+                <w:rFonts w:hint="eastAsia"/>
+              </w:rPr>
+              <w:t>을 출력했다.</w:t>
+            </w:r>
+          </w:p>
+          <w:p>
+            <w:r>
+              <w:rPr>
+                <w:rFonts w:hint="eastAsia"/>
+              </w:rPr>
+              <w:t xml:space="preserve">- 이대현 교수님 강의를 1~4강까지 수강하고, </w:t>
+            </w:r>
+            <w:proofErr w:type="spellStart"/>
+            <w:r>
+              <w:rPr>
+                <w:rFonts w:hint="eastAsia"/>
+              </w:rPr>
+              <w:t>유데미</w:t>
+            </w:r>
+            <w:proofErr w:type="spellEnd"/>
+            <w:r>
+              <w:rPr>
+                <w:rFonts w:hint="eastAsia"/>
+              </w:rPr>
+              <w:t xml:space="preserve"> 강의는 1~19강까지 수강했다. C++로 구현하는 게 급하기 때문에 다음 주부터는 </w:t>
+            </w:r>
+            <w:proofErr w:type="spellStart"/>
+            <w:r>
+              <w:rPr>
+                <w:rFonts w:hint="eastAsia"/>
+              </w:rPr>
+              <w:t>유데미</w:t>
+            </w:r>
+            <w:proofErr w:type="spellEnd"/>
+            <w:r>
+              <w:rPr>
+                <w:rFonts w:hint="eastAsia"/>
+              </w:rPr>
+              <w:t xml:space="preserve"> 강의를 듣고 C++</w:t>
+            </w:r>
+            <w:r>
+              <w:t>로</w:t>
+            </w:r>
+            <w:r>
+              <w:rPr>
+                <w:rFonts w:hint="eastAsia"/>
+              </w:rPr>
+              <w:t xml:space="preserve"> 구현</w:t>
+            </w:r>
+            <w:r>
+              <w:rPr>
+                <w:rFonts w:hint="eastAsia"/>
+              </w:rPr>
+              <w:t>하려고 한다.</w:t>
+            </w:r>
+          </w:p>
+          <w:p>
+            <w:r>
+              <w:rPr>
+                <w:rFonts w:hint="eastAsia"/>
+              </w:rPr>
+              <w:t xml:space="preserve">- </w:t>
+            </w:r>
+            <w:r>
+              <w:rPr>
+                <w:rFonts w:hint="eastAsia"/>
+              </w:rPr>
+              <w:t xml:space="preserve">수영이가 서버를 붙이기 위해 </w:t>
+            </w:r>
+            <w:proofErr w:type="spellStart"/>
+            <w:r>
+              <w:rPr>
+                <w:rFonts w:hint="eastAsia"/>
+              </w:rPr>
+              <w:t>언리얼이</w:t>
+            </w:r>
+            <w:proofErr w:type="spellEnd"/>
+            <w:r>
+              <w:rPr>
+                <w:rFonts w:hint="eastAsia"/>
+              </w:rPr>
+              <w:t xml:space="preserve"> 어떻게 작동하는지 물어보는데, 내가 거기까진 잘 모른다고 하니 서버를 구현할 수 없다고 했다. 내가 어느 부분을 알려줘야 서버를 구현할 수 있는지 잘 모르겠다. 아</w:t>
+            </w:r>
+            <w:r>
+              <w:rPr>
+                <w:rFonts w:hint="eastAsia"/>
+              </w:rPr>
+              <w:t xml:space="preserve">직 간단한 </w:t>
+            </w:r>
+            <w:proofErr w:type="spellStart"/>
+            <w:r>
+              <w:rPr>
+                <w:rFonts w:hint="eastAsia"/>
+              </w:rPr>
+              <w:t>블루프린트</w:t>
+            </w:r>
+            <w:proofErr w:type="spellEnd"/>
+            <w:r>
+              <w:rPr>
+                <w:rFonts w:hint="eastAsia"/>
+              </w:rPr>
+              <w:t xml:space="preserve"> 생성과 C++로 Actor 생성해서 로</w:t>
+            </w:r>
+            <w:r>
+              <w:rPr>
+                <w:rFonts w:hint="eastAsia"/>
+              </w:rPr>
+              <w:lastRenderedPageBreak/>
+              <w:t>그 찍는 것만</w:t>
+            </w:r>
+            <w:r>
+              <w:rPr>
+                <w:rFonts w:hint="eastAsia"/>
+              </w:rPr>
+              <w:t xml:space="preserve"> 알고,</w:t>
+            </w:r>
+            <w:r>
+              <w:rPr>
+                <w:rFonts w:hint="eastAsia"/>
+              </w:rPr>
+              <w:t xml:space="preserve"> </w:t>
+            </w:r>
+            <w:r>
+              <w:rPr>
+                <w:rFonts w:hint="eastAsia"/>
+              </w:rPr>
+              <w:t xml:space="preserve">엔진이 돌아가는 </w:t>
+            </w:r>
+            <w:r>
+              <w:rPr>
+                <w:rFonts w:hint="eastAsia"/>
+              </w:rPr>
+              <w:t xml:space="preserve">전체적인 구조를 잘 </w:t>
+            </w:r>
+            <w:r>
+              <w:rPr>
+                <w:rFonts w:hint="eastAsia"/>
+              </w:rPr>
+              <w:t>모른다</w:t>
+            </w:r>
+            <w:r>
+              <w:rPr>
+                <w:rFonts w:hint="eastAsia"/>
+              </w:rPr>
+              <w:t xml:space="preserve">. 일단 </w:t>
+            </w:r>
+            <w:proofErr w:type="spellStart"/>
+            <w:r>
+              <w:rPr>
+                <w:rFonts w:hint="eastAsia"/>
+              </w:rPr>
+              <w:t>유데미</w:t>
+            </w:r>
+            <w:proofErr w:type="spellEnd"/>
+            <w:r>
+              <w:rPr>
+                <w:rFonts w:hint="eastAsia"/>
+              </w:rPr>
+              <w:t xml:space="preserve"> 섹션3까지 빨리 들어서 C++로 구현하는 것에 익숙해지고 구조를 살펴봐야겠다. </w:t>
+            </w:r>
+          </w:p>
+          <w:p>
+            <w:r>
+              <w:rPr>
+                <w:rFonts w:hint="eastAsia"/>
+              </w:rPr>
+              <w:t>연휴에 계속 강의만 들었는데도 C++로 구현하는 부분까지 못</w:t>
+            </w:r>
+            <w:r>
+              <w:rPr>
+                <w:rFonts w:hint="eastAsia"/>
+              </w:rPr>
+              <w:t xml:space="preserve"> </w:t>
+            </w:r>
+            <w:r>
+              <w:rPr>
+                <w:rFonts w:hint="eastAsia"/>
+              </w:rPr>
+              <w:t xml:space="preserve">들어서 조급하다. 얼른 </w:t>
+            </w:r>
+            <w:r>
+              <w:rPr>
+                <w:rFonts w:hint="eastAsia"/>
+              </w:rPr>
+              <w:t>서버 연결</w:t>
+            </w:r>
+            <w:r>
+              <w:rPr>
+                <w:rFonts w:hint="eastAsia"/>
+              </w:rPr>
+              <w:t xml:space="preserve">해야 하는데 </w:t>
+            </w:r>
+            <w:r>
+              <w:rPr>
+                <w:rFonts w:hint="eastAsia"/>
+              </w:rPr>
+              <w:t>진행되는 게 크게 없어</w:t>
+            </w:r>
+            <w:r>
+              <w:rPr>
+                <w:rFonts w:hint="eastAsia"/>
+              </w:rPr>
+              <w:t xml:space="preserve"> 답답하다.</w:t>
+            </w:r>
+            <w:r>
+              <w:rPr>
+                <w:rFonts w:hint="eastAsia"/>
+              </w:rPr>
+              <w:t xml:space="preserve"> 공부 시작한지 2주밖에 안 돼서 더 그런 것 같다. 빨리 강의 듣고 다음 주엔 간단하게 </w:t>
+            </w:r>
+            <w:r>
+              <w:rPr>
+                <w:rFonts w:hint="eastAsia"/>
+              </w:rPr>
+              <w:t xml:space="preserve">Actor 생성해서 </w:t>
+            </w:r>
+            <w:r>
+              <w:rPr>
+                <w:rFonts w:hint="eastAsia"/>
+              </w:rPr>
+              <w:t>에코서버라도 연결해보려고 한다.</w:t>
+            </w:r>
+          </w:p>
         </w:tc>
       </w:tr>
     </w:tbl>

--- a/작업일지/8주차.docx
+++ b/작업일지/8주차.docx
@@ -286,21 +286,7 @@
               <w:rPr>
                 <w:rFonts w:hint="eastAsia"/>
               </w:rPr>
-              <w:t xml:space="preserve"> </w:t>
-            </w:r>
-            <w:proofErr w:type="spellStart"/>
-            <w:r>
-              <w:rPr>
-                <w:rFonts w:hint="eastAsia"/>
-              </w:rPr>
-              <w:t>윤이하나</w:t>
-            </w:r>
-            <w:proofErr w:type="spellEnd"/>
-            <w:r>
-              <w:rPr>
-                <w:rFonts w:hint="eastAsia"/>
-              </w:rPr>
-              <w:t xml:space="preserve">(기획, </w:t>
+              <w:t xml:space="preserve"> 윤이하나(기획, </w:t>
             </w:r>
             <w:r>
               <w:rPr>
@@ -546,7 +532,6 @@
                 <w:bCs/>
               </w:rPr>
             </w:pPr>
-            <w:proofErr w:type="spellStart"/>
             <w:r>
               <w:rPr>
                 <w:rFonts w:hint="eastAsia"/>
@@ -555,7 +540,6 @@
               </w:rPr>
               <w:t>윤이하나</w:t>
             </w:r>
-            <w:proofErr w:type="spellEnd"/>
           </w:p>
         </w:tc>
         <w:tc>
@@ -877,7 +861,6 @@
                 <w:bCs/>
               </w:rPr>
             </w:pPr>
-            <w:proofErr w:type="spellStart"/>
             <w:r>
               <w:rPr>
                 <w:rFonts w:hint="eastAsia"/>
@@ -886,7 +869,189 @@
               </w:rPr>
               <w:t>윤이하나</w:t>
             </w:r>
+          </w:p>
+        </w:tc>
+        <w:tc>
+          <w:tcPr>
+            <w:tcW w:w="9214" w:type="dxa"/>
+          </w:tcPr>
+          <w:p>
+            <w:r>
+              <w:rPr>
+                <w:rFonts w:hint="eastAsia"/>
+              </w:rPr>
+              <w:t>[수행 내용]</w:t>
+            </w:r>
+          </w:p>
+          <w:p>
+            <w:r>
+              <w:rPr>
+                <w:rFonts w:hint="eastAsia"/>
+              </w:rPr>
+              <w:t>- 생각해오기</w:t>
+            </w:r>
+          </w:p>
+          <w:p>
+            <w:r>
+              <w:rPr>
+                <w:rFonts w:hint="eastAsia"/>
+              </w:rPr>
+              <w:t xml:space="preserve">1. 맵 관련: 내부 </w:t>
+            </w:r>
+            <w:proofErr w:type="spellStart"/>
+            <w:r>
+              <w:rPr>
+                <w:rFonts w:hint="eastAsia"/>
+              </w:rPr>
+              <w:t>맵을</w:t>
+            </w:r>
             <w:proofErr w:type="spellEnd"/>
+            <w:r>
+              <w:rPr>
+                <w:rFonts w:hint="eastAsia"/>
+              </w:rPr>
+              <w:t xml:space="preserve"> 몇 종류로 할 것인지</w:t>
+            </w:r>
+          </w:p>
+          <w:p>
+            <w:r>
+              <w:rPr>
+                <w:rFonts w:hint="eastAsia"/>
+              </w:rPr>
+              <w:t>=&gt; 결론: 현재는 2개 예상 중이다.</w:t>
+            </w:r>
+          </w:p>
+          <w:p>
+            <w:r>
+              <w:rPr>
+                <w:rFonts w:hint="eastAsia"/>
+              </w:rPr>
+              <w:t>2. 몬스터 수: 몬스터 종류를 몇 종으로 할 것인지</w:t>
+            </w:r>
+          </w:p>
+          <w:p>
+            <w:r>
+              <w:rPr>
+                <w:rFonts w:hint="eastAsia"/>
+              </w:rPr>
+              <w:t>=&gt; 결론: 현재는 10종 예상 중이다.</w:t>
+            </w:r>
+          </w:p>
+          <w:p/>
+          <w:p>
+            <w:r>
+              <w:rPr>
+                <w:rFonts w:hint="eastAsia"/>
+              </w:rPr>
+              <w:t>[기타]</w:t>
+            </w:r>
+          </w:p>
+          <w:p>
+            <w:r>
+              <w:rPr>
+                <w:rFonts w:hint="eastAsia"/>
+              </w:rPr>
+              <w:t xml:space="preserve">- </w:t>
+            </w:r>
+            <w:r>
+              <w:rPr>
+                <w:rFonts w:hint="eastAsia"/>
+              </w:rPr>
+              <w:t xml:space="preserve">엔진으로 방향을 바꾸며 기획과 함께 모델링을 해야 한다는 것에 대한 부담감에 </w:t>
+            </w:r>
+            <w:proofErr w:type="spellStart"/>
+            <w:r>
+              <w:rPr>
+                <w:rFonts w:hint="eastAsia"/>
+              </w:rPr>
+              <w:t>맵이나</w:t>
+            </w:r>
+            <w:proofErr w:type="spellEnd"/>
+            <w:r>
+              <w:rPr>
+                <w:rFonts w:hint="eastAsia"/>
+              </w:rPr>
+              <w:t xml:space="preserve"> 몬스터의 종류가 늘어나는 것이 걱정되었다. 종류를 줄이면 완성도가 낮아질 것 같</w:t>
+            </w:r>
+            <w:r>
+              <w:rPr>
+                <w:rFonts w:hint="eastAsia"/>
+              </w:rPr>
+              <w:lastRenderedPageBreak/>
+              <w:t xml:space="preserve">고, 처음 계획했던 만큼 </w:t>
+            </w:r>
+            <w:proofErr w:type="spellStart"/>
+            <w:r>
+              <w:rPr>
+                <w:rFonts w:hint="eastAsia"/>
+              </w:rPr>
+              <w:t>하자니</w:t>
+            </w:r>
+            <w:proofErr w:type="spellEnd"/>
+            <w:r>
+              <w:rPr>
+                <w:rFonts w:hint="eastAsia"/>
+              </w:rPr>
+              <w:t xml:space="preserve"> 역량 부족으로 인해 해내지 못할까 걱정된다는 점을 팀원과 공유하였다. </w:t>
+            </w:r>
+            <w:r>
+              <w:rPr>
+                <w:rFonts w:hint="eastAsia"/>
+              </w:rPr>
+              <w:t xml:space="preserve">우선은 처음 기획하기로 계획했던 분량 정도로 진행하자는 결론을 얻었다. 다만 그것이 </w:t>
+            </w:r>
+            <w:proofErr w:type="spellStart"/>
+            <w:r>
+              <w:rPr>
+                <w:rFonts w:hint="eastAsia"/>
+              </w:rPr>
+              <w:t>확정이라기</w:t>
+            </w:r>
+            <w:proofErr w:type="spellEnd"/>
+            <w:r>
+              <w:rPr>
+                <w:rFonts w:hint="eastAsia"/>
+              </w:rPr>
+              <w:t xml:space="preserve"> 보다는 목표이기 때문에 개발을 진행하며 무리라고 판단되면 종류를 조정하는 선택지 또한 열어놓았다.</w:t>
+            </w:r>
+          </w:p>
+          <w:p>
+            <w:r>
+              <w:rPr>
+                <w:rFonts w:hint="eastAsia"/>
+              </w:rPr>
+              <w:t xml:space="preserve">- </w:t>
+            </w:r>
+            <w:r>
+              <w:rPr>
+                <w:rFonts w:hint="eastAsia"/>
+              </w:rPr>
+              <w:t>아직까지 고민인 부분은 행성(외부)을 기획하고 모델링하는 것이다. 이 부분에 대해서는 계속하여 생각해보기로 하였다.</w:t>
+            </w:r>
+          </w:p>
+        </w:tc>
+      </w:tr>
+      <w:tr>
+        <w:tc>
+          <w:tcPr>
+            <w:tcW w:w="1271" w:type="dxa"/>
+          </w:tcPr>
+          <w:p>
+            <w:pPr>
+              <w:rPr>
+                <w:b/>
+                <w:bCs/>
+              </w:rPr>
+            </w:pPr>
+            <w:r>
+              <w:rPr>
+                <w:rFonts w:hint="eastAsia"/>
+                <w:b/>
+                <w:bCs/>
+              </w:rPr>
+              <w:lastRenderedPageBreak/>
+              <w:t>임수영</w:t>
+            </w:r>
           </w:p>
         </w:tc>
         <w:tc>
@@ -914,7 +1079,7 @@
                 <w:b/>
                 <w:bCs/>
               </w:rPr>
-              <w:t>임수영</w:t>
+              <w:t>임채은</w:t>
             </w:r>
           </w:p>
         </w:tc>
@@ -922,35 +1087,6 @@
           <w:tcPr>
             <w:tcW w:w="9214" w:type="dxa"/>
           </w:tcPr>
-          <w:p/>
-        </w:tc>
-      </w:tr>
-      <w:tr>
-        <w:tc>
-          <w:tcPr>
-            <w:tcW w:w="1271" w:type="dxa"/>
-          </w:tcPr>
-          <w:p>
-            <w:pPr>
-              <w:rPr>
-                <w:b/>
-                <w:bCs/>
-              </w:rPr>
-            </w:pPr>
-            <w:r>
-              <w:rPr>
-                <w:rFonts w:hint="eastAsia"/>
-                <w:b/>
-                <w:bCs/>
-              </w:rPr>
-              <w:t>임채은</w:t>
-            </w:r>
-          </w:p>
-        </w:tc>
-        <w:tc>
-          <w:tcPr>
-            <w:tcW w:w="9214" w:type="dxa"/>
-          </w:tcPr>
           <w:p>
             <w:r>
               <w:rPr>
@@ -1087,14 +1223,7 @@
               <w:rPr>
                 <w:rFonts w:hint="eastAsia"/>
               </w:rPr>
-              <w:t xml:space="preserve"> 생성과 C++로 Actor 생성해서 로</w:t>
-            </w:r>
-            <w:r>
-              <w:rPr>
-                <w:rFonts w:hint="eastAsia"/>
-              </w:rPr>
-              <w:lastRenderedPageBreak/>
-              <w:t>그 찍는 것만</w:t>
+              <w:t xml:space="preserve"> 생성과 C++로 Actor 생성해서 로그 찍는 것만</w:t>
             </w:r>
             <w:r>
               <w:rPr>

--- a/작업일지/8주차.docx
+++ b/작업일지/8주차.docx
@@ -207,7 +207,6 @@
                 <w:bCs/>
               </w:rPr>
             </w:pPr>
-            <w:proofErr w:type="spellStart"/>
             <w:r>
               <w:rPr>
                 <w:rFonts w:hint="eastAsia"/>
@@ -216,7 +215,6 @@
               </w:rPr>
               <w:t>팀명</w:t>
             </w:r>
-            <w:proofErr w:type="spellEnd"/>
           </w:p>
         </w:tc>
         <w:tc>
@@ -417,21 +415,7 @@
               <w:rPr>
                 <w:rFonts w:hint="eastAsia"/>
               </w:rPr>
-              <w:t xml:space="preserve">2. </w:t>
-            </w:r>
-            <w:proofErr w:type="spellStart"/>
-            <w:r>
-              <w:rPr>
-                <w:rFonts w:hint="eastAsia"/>
-              </w:rPr>
-              <w:t>언리얼</w:t>
-            </w:r>
-            <w:proofErr w:type="spellEnd"/>
-            <w:r>
-              <w:rPr>
-                <w:rFonts w:hint="eastAsia"/>
-              </w:rPr>
-              <w:t xml:space="preserve"> C++ - 이번 주까지 C++로 프로젝트 만들기(final 폴더에 git ignore 추가 후 생성)</w:t>
+              <w:t>2. 언리얼 C++ - 이번 주까지 C++로 프로젝트 만들기(final 폴더에 git ignore 추가 후 생성)</w:t>
             </w:r>
           </w:p>
           <w:p>
@@ -473,14 +457,12 @@
               </w:rPr>
               <w:t xml:space="preserve">오후 2시 </w:t>
             </w:r>
-            <w:proofErr w:type="spellStart"/>
             <w:r>
               <w:rPr>
                 <w:rFonts w:hint="eastAsia"/>
               </w:rPr>
               <w:t>디스코드</w:t>
             </w:r>
-            <w:proofErr w:type="spellEnd"/>
           </w:p>
         </w:tc>
       </w:tr>
@@ -579,41 +561,13 @@
               <w:rPr>
                 <w:rFonts w:hint="eastAsia"/>
               </w:rPr>
-              <w:t xml:space="preserve">기존 </w:t>
-            </w:r>
-            <w:proofErr w:type="spellStart"/>
-            <w:r>
-              <w:rPr>
-                <w:rFonts w:hint="eastAsia"/>
-              </w:rPr>
-              <w:t>리썰의</w:t>
-            </w:r>
-            <w:proofErr w:type="spellEnd"/>
-            <w:r>
-              <w:rPr>
-                <w:rFonts w:hint="eastAsia"/>
-              </w:rPr>
-              <w:t xml:space="preserve"> 시설에 해당하는</w:t>
-            </w:r>
-            <w:r>
-              <w:rPr>
-                <w:rFonts w:hint="eastAsia"/>
-              </w:rPr>
-              <w:t xml:space="preserve"> 내부 </w:t>
-            </w:r>
-            <w:proofErr w:type="spellStart"/>
-            <w:r>
-              <w:rPr>
-                <w:rFonts w:hint="eastAsia"/>
-              </w:rPr>
-              <w:t>맵을</w:t>
-            </w:r>
-            <w:proofErr w:type="spellEnd"/>
-            <w:r>
-              <w:rPr>
-                <w:rFonts w:hint="eastAsia"/>
-              </w:rPr>
-              <w:t xml:space="preserve"> 몇 종류로 할 것인지.</w:t>
+              <w:t>기존 리썰의 시설에 해당하는</w:t>
+            </w:r>
+            <w:r>
+              <w:rPr>
+                <w:rFonts w:hint="eastAsia"/>
+              </w:rPr>
+              <w:t xml:space="preserve"> 내부 맵을 몇 종류로 할 것인지.</w:t>
             </w:r>
           </w:p>
           <w:p>
@@ -639,19 +593,11 @@
               </w:rPr>
               <w:t xml:space="preserve">초기 </w:t>
             </w:r>
-            <w:proofErr w:type="spellStart"/>
-            <w:r>
-              <w:rPr>
-                <w:rFonts w:hint="eastAsia"/>
-              </w:rPr>
-              <w:t>리썰과</w:t>
-            </w:r>
-            <w:proofErr w:type="spellEnd"/>
-            <w:r>
-              <w:rPr>
-                <w:rFonts w:hint="eastAsia"/>
-              </w:rPr>
-              <w:t xml:space="preserve"> 비교하여</w:t>
+            <w:r>
+              <w:rPr>
+                <w:rFonts w:hint="eastAsia"/>
+              </w:rPr>
+              <w:t>리썰과 비교하여</w:t>
             </w:r>
             <w:r>
               <w:rPr>
@@ -698,33 +644,11 @@
             <w:r>
               <w:t xml:space="preserve"> </w:t>
             </w:r>
-            <w:proofErr w:type="spellStart"/>
-            <w:r>
-              <w:rPr>
-                <w:rFonts w:hint="eastAsia"/>
-              </w:rPr>
-              <w:t>언리얼</w:t>
-            </w:r>
-            <w:proofErr w:type="spellEnd"/>
-            <w:r>
-              <w:rPr>
-                <w:rFonts w:hint="eastAsia"/>
-              </w:rPr>
-              <w:t xml:space="preserve"> </w:t>
-            </w:r>
-            <w:proofErr w:type="spellStart"/>
-            <w:r>
-              <w:rPr>
-                <w:rFonts w:hint="eastAsia"/>
-              </w:rPr>
-              <w:t>클라와</w:t>
-            </w:r>
-            <w:proofErr w:type="spellEnd"/>
-            <w:r>
-              <w:rPr>
-                <w:rFonts w:hint="eastAsia"/>
-              </w:rPr>
-              <w:t xml:space="preserve"> 기존 클라 연동하기</w:t>
+            <w:r>
+              <w:rPr>
+                <w:rFonts w:hint="eastAsia"/>
+              </w:rPr>
+              <w:t>언리얼 클라와 기존 클라 연동하기</w:t>
             </w:r>
           </w:p>
         </w:tc>
@@ -760,21 +684,7 @@
               <w:rPr>
                 <w:rFonts w:hint="eastAsia"/>
               </w:rPr>
-              <w:t xml:space="preserve">- </w:t>
-            </w:r>
-            <w:proofErr w:type="spellStart"/>
-            <w:r>
-              <w:rPr>
-                <w:rFonts w:hint="eastAsia"/>
-              </w:rPr>
-              <w:t>언리얼</w:t>
-            </w:r>
-            <w:proofErr w:type="spellEnd"/>
-            <w:r>
-              <w:rPr>
-                <w:rFonts w:hint="eastAsia"/>
-              </w:rPr>
-              <w:t xml:space="preserve"> C++ 프로젝트 생성</w:t>
+              <w:t>- 언리얼 C++ 프로젝트 생성</w:t>
             </w:r>
           </w:p>
           <w:p>
@@ -802,21 +712,7 @@
               <w:rPr>
                 <w:rFonts w:hint="eastAsia"/>
               </w:rPr>
-              <w:t xml:space="preserve">- </w:t>
-            </w:r>
-            <w:proofErr w:type="spellStart"/>
-            <w:r>
-              <w:rPr>
-                <w:rFonts w:hint="eastAsia"/>
-              </w:rPr>
-              <w:t>유데미</w:t>
-            </w:r>
-            <w:proofErr w:type="spellEnd"/>
-            <w:r>
-              <w:rPr>
-                <w:rFonts w:hint="eastAsia"/>
-              </w:rPr>
-              <w:t xml:space="preserve"> 강의 수강</w:t>
+              <w:t>- 유데미 강의 수강</w:t>
             </w:r>
           </w:p>
         </w:tc>
@@ -896,21 +792,7 @@
               <w:rPr>
                 <w:rFonts w:hint="eastAsia"/>
               </w:rPr>
-              <w:t xml:space="preserve">1. 맵 관련: 내부 </w:t>
-            </w:r>
-            <w:proofErr w:type="spellStart"/>
-            <w:r>
-              <w:rPr>
-                <w:rFonts w:hint="eastAsia"/>
-              </w:rPr>
-              <w:t>맵을</w:t>
-            </w:r>
-            <w:proofErr w:type="spellEnd"/>
-            <w:r>
-              <w:rPr>
-                <w:rFonts w:hint="eastAsia"/>
-              </w:rPr>
-              <w:t xml:space="preserve"> 몇 종류로 할 것인지</w:t>
+              <w:t>1. 맵 관련: 내부 맵을 몇 종류로 할 것인지</w:t>
             </w:r>
           </w:p>
           <w:p>
@@ -957,62 +839,20 @@
               <w:rPr>
                 <w:rFonts w:hint="eastAsia"/>
               </w:rPr>
-              <w:t xml:space="preserve">엔진으로 방향을 바꾸며 기획과 함께 모델링을 해야 한다는 것에 대한 부담감에 </w:t>
-            </w:r>
-            <w:proofErr w:type="spellStart"/>
-            <w:r>
-              <w:rPr>
-                <w:rFonts w:hint="eastAsia"/>
-              </w:rPr>
-              <w:t>맵이나</w:t>
-            </w:r>
-            <w:proofErr w:type="spellEnd"/>
-            <w:r>
-              <w:rPr>
-                <w:rFonts w:hint="eastAsia"/>
-              </w:rPr>
-              <w:t xml:space="preserve"> 몬스터의 종류가 늘어나는 것이 걱정되었다. 종류를 줄이면 완성도가 낮아질 것 같</w:t>
+              <w:t>엔진으로 방향을 바꾸며 기획과 함께 모델링을 해야 한다는 것에 대한 부담감에 맵이나 몬스터의 종류가 늘어나는 것이 걱정되었다. 종류를 줄이면 완성도가 낮아질 것 같</w:t>
             </w:r>
             <w:r>
               <w:rPr>
                 <w:rFonts w:hint="eastAsia"/>
               </w:rPr>
               <w:lastRenderedPageBreak/>
-              <w:t xml:space="preserve">고, 처음 계획했던 만큼 </w:t>
-            </w:r>
-            <w:proofErr w:type="spellStart"/>
-            <w:r>
-              <w:rPr>
-                <w:rFonts w:hint="eastAsia"/>
-              </w:rPr>
-              <w:t>하자니</w:t>
-            </w:r>
-            <w:proofErr w:type="spellEnd"/>
-            <w:r>
-              <w:rPr>
-                <w:rFonts w:hint="eastAsia"/>
-              </w:rPr>
-              <w:t xml:space="preserve"> 역량 부족으로 인해 해내지 못할까 걱정된다는 점을 팀원과 공유하였다. </w:t>
-            </w:r>
-            <w:r>
-              <w:rPr>
-                <w:rFonts w:hint="eastAsia"/>
-              </w:rPr>
-              <w:t xml:space="preserve">우선은 처음 기획하기로 계획했던 분량 정도로 진행하자는 결론을 얻었다. 다만 그것이 </w:t>
-            </w:r>
-            <w:proofErr w:type="spellStart"/>
-            <w:r>
-              <w:rPr>
-                <w:rFonts w:hint="eastAsia"/>
-              </w:rPr>
-              <w:t>확정이라기</w:t>
-            </w:r>
-            <w:proofErr w:type="spellEnd"/>
-            <w:r>
-              <w:rPr>
-                <w:rFonts w:hint="eastAsia"/>
-              </w:rPr>
-              <w:t xml:space="preserve"> 보다는 목표이기 때문에 개발을 진행하며 무리라고 판단되면 종류를 조정하는 선택지 또한 열어놓았다.</w:t>
+              <w:t xml:space="preserve">고, 처음 계획했던 만큼 하자니 역량 부족으로 인해 해내지 못할까 걱정된다는 점을 팀원과 공유하였다. </w:t>
+            </w:r>
+            <w:r>
+              <w:rPr>
+                <w:rFonts w:hint="eastAsia"/>
+              </w:rPr>
+              <w:t>우선은 처음 기획하기로 계획했던 분량 정도로 진행하자는 결론을 얻었다. 다만 그것이 확정이라기 보다는 목표이기 때문에 개발을 진행하며 무리라고 판단되면 종류를 조정하는 선택지 또한 열어놓았다.</w:t>
             </w:r>
           </w:p>
           <w:p>
@@ -1058,7 +898,19 @@
           <w:tcPr>
             <w:tcW w:w="9214" w:type="dxa"/>
           </w:tcPr>
-          <w:p/>
+          <w:p>
+            <w:pPr>
+              <w:rPr>
+                <w:rFonts w:hint="eastAsia"/>
+              </w:rPr>
+            </w:pPr>
+            <w:r>
+              <w:rPr>
+                <w:rFonts w:hint="eastAsia"/>
+              </w:rPr>
+              <w:t>- 언리얼과 기존 서버 프로젝트를 연동하려고 했으나 언리얼 C++이 어떻게 작동하는지 몰라서 하지 못했다. 채은이가 C++ 파일까지 만들어줘서 직접 해보려고 했으나, 어디가 프로그램의 시작인지도 모르겠어서 시도도 못했다. C++이라길래 적어도 main함수에서  시작할 줄 알았는데 그런 게 없었다. 당황스럽다. 다음주에 더 알아보고 시도해봐야겠다.</w:t>
+            </w:r>
+          </w:p>
         </w:tc>
       </w:tr>
       <w:tr>
@@ -1092,138 +944,68 @@
               <w:rPr>
                 <w:rFonts w:hint="eastAsia"/>
               </w:rPr>
+              <w:t xml:space="preserve">- 언리얼 C++ 프로젝트를 생성하고 Actor를 생성해서 UE_LOG로 </w:t>
+            </w:r>
+            <w:r>
+              <w:t>“</w:t>
+            </w:r>
+            <w:r>
+              <w:rPr>
+                <w:rFonts w:hint="eastAsia"/>
+              </w:rPr>
+              <w:t>Hello Unreal</w:t>
+            </w:r>
+            <w:r>
+              <w:t>”</w:t>
+            </w:r>
+            <w:r>
+              <w:rPr>
+                <w:rFonts w:hint="eastAsia"/>
+              </w:rPr>
+              <w:t>을 출력했다.</w:t>
+            </w:r>
+          </w:p>
+          <w:p>
+            <w:r>
+              <w:rPr>
+                <w:rFonts w:hint="eastAsia"/>
+              </w:rPr>
+              <w:t>- 이대현 교수님 강의를 1~4강까지 수강하고, 유데미 강의는 1~19강까지 수강했다. C++로 구현하는 게 급하기 때문에 다음 주부터는 유데미 강의를 듣고 C++</w:t>
+            </w:r>
+            <w:r>
+              <w:t>로</w:t>
+            </w:r>
+            <w:r>
+              <w:rPr>
+                <w:rFonts w:hint="eastAsia"/>
+              </w:rPr>
+              <w:t xml:space="preserve"> 구현</w:t>
+            </w:r>
+            <w:r>
+              <w:rPr>
+                <w:rFonts w:hint="eastAsia"/>
+              </w:rPr>
+              <w:t>하려고 한다.</w:t>
+            </w:r>
+          </w:p>
+          <w:p>
+            <w:r>
+              <w:rPr>
+                <w:rFonts w:hint="eastAsia"/>
+              </w:rPr>
               <w:t xml:space="preserve">- </w:t>
             </w:r>
-            <w:proofErr w:type="spellStart"/>
-            <w:r>
-              <w:rPr>
-                <w:rFonts w:hint="eastAsia"/>
-              </w:rPr>
-              <w:t>언리얼</w:t>
-            </w:r>
-            <w:proofErr w:type="spellEnd"/>
-            <w:r>
-              <w:rPr>
-                <w:rFonts w:hint="eastAsia"/>
-              </w:rPr>
-              <w:t xml:space="preserve"> C++ 프로젝트를 생성하고 Actor를 생성해서 UE_LOG로 </w:t>
-            </w:r>
-            <w:r>
-              <w:t>“</w:t>
-            </w:r>
-            <w:r>
-              <w:rPr>
-                <w:rFonts w:hint="eastAsia"/>
-              </w:rPr>
-              <w:t>Hello Unreal</w:t>
-            </w:r>
-            <w:r>
-              <w:t>”</w:t>
-            </w:r>
-            <w:r>
-              <w:rPr>
-                <w:rFonts w:hint="eastAsia"/>
-              </w:rPr>
-              <w:t>을 출력했다.</w:t>
-            </w:r>
-          </w:p>
-          <w:p>
-            <w:r>
-              <w:rPr>
-                <w:rFonts w:hint="eastAsia"/>
-              </w:rPr>
-              <w:t xml:space="preserve">- 이대현 교수님 강의를 1~4강까지 수강하고, </w:t>
-            </w:r>
-            <w:proofErr w:type="spellStart"/>
-            <w:r>
-              <w:rPr>
-                <w:rFonts w:hint="eastAsia"/>
-              </w:rPr>
-              <w:t>유데미</w:t>
-            </w:r>
-            <w:proofErr w:type="spellEnd"/>
-            <w:r>
-              <w:rPr>
-                <w:rFonts w:hint="eastAsia"/>
-              </w:rPr>
-              <w:t xml:space="preserve"> 강의는 1~19강까지 수강했다. C++로 구현하는 게 급하기 때문에 다음 주부터는 </w:t>
-            </w:r>
-            <w:proofErr w:type="spellStart"/>
-            <w:r>
-              <w:rPr>
-                <w:rFonts w:hint="eastAsia"/>
-              </w:rPr>
-              <w:t>유데미</w:t>
-            </w:r>
-            <w:proofErr w:type="spellEnd"/>
-            <w:r>
-              <w:rPr>
-                <w:rFonts w:hint="eastAsia"/>
-              </w:rPr>
-              <w:t xml:space="preserve"> 강의를 듣고 C++</w:t>
-            </w:r>
-            <w:r>
-              <w:t>로</w:t>
-            </w:r>
-            <w:r>
-              <w:rPr>
-                <w:rFonts w:hint="eastAsia"/>
-              </w:rPr>
-              <w:t xml:space="preserve"> 구현</w:t>
-            </w:r>
-            <w:r>
-              <w:rPr>
-                <w:rFonts w:hint="eastAsia"/>
-              </w:rPr>
-              <w:t>하려고 한다.</w:t>
-            </w:r>
-          </w:p>
-          <w:p>
-            <w:r>
-              <w:rPr>
-                <w:rFonts w:hint="eastAsia"/>
-              </w:rPr>
-              <w:t xml:space="preserve">- </w:t>
-            </w:r>
-            <w:r>
-              <w:rPr>
-                <w:rFonts w:hint="eastAsia"/>
-              </w:rPr>
-              <w:t xml:space="preserve">수영이가 서버를 붙이기 위해 </w:t>
-            </w:r>
-            <w:proofErr w:type="spellStart"/>
-            <w:r>
-              <w:rPr>
-                <w:rFonts w:hint="eastAsia"/>
-              </w:rPr>
-              <w:t>언리얼이</w:t>
-            </w:r>
-            <w:proofErr w:type="spellEnd"/>
-            <w:r>
-              <w:rPr>
-                <w:rFonts w:hint="eastAsia"/>
-              </w:rPr>
-              <w:t xml:space="preserve"> 어떻게 작동하는지 물어보는데, 내가 거기까진 잘 모른다고 하니 서버를 구현할 수 없다고 했다. 내가 어느 부분을 알려줘야 서버를 구현할 수 있는지 잘 모르겠다. 아</w:t>
-            </w:r>
-            <w:r>
-              <w:rPr>
-                <w:rFonts w:hint="eastAsia"/>
-              </w:rPr>
-              <w:t xml:space="preserve">직 간단한 </w:t>
-            </w:r>
-            <w:proofErr w:type="spellStart"/>
-            <w:r>
-              <w:rPr>
-                <w:rFonts w:hint="eastAsia"/>
-              </w:rPr>
-              <w:t>블루프린트</w:t>
-            </w:r>
-            <w:proofErr w:type="spellEnd"/>
-            <w:r>
-              <w:rPr>
-                <w:rFonts w:hint="eastAsia"/>
-              </w:rPr>
-              <w:t xml:space="preserve"> 생성과 C++로 Actor 생성해서 로그 찍는 것만</w:t>
+            <w:r>
+              <w:rPr>
+                <w:rFonts w:hint="eastAsia"/>
+              </w:rPr>
+              <w:t>수영이가 서버를 붙이기 위해 언리얼이 어떻게 작동하는지 물어보는데, 내가 거기까진 잘 모른다고 하니 서버를 구현할 수 없다고 했다. 내가 어느 부분을 알려줘야 서버를 구현할 수 있는지 잘 모르겠다. 아</w:t>
+            </w:r>
+            <w:r>
+              <w:rPr>
+                <w:rFonts w:hint="eastAsia"/>
+              </w:rPr>
+              <w:t>직 간단한 블루프린트 생성과 C++로 Actor 생성해서 로그 찍는 것만</w:t>
             </w:r>
             <w:r>
               <w:rPr>
@@ -1259,21 +1041,7 @@
               <w:rPr>
                 <w:rFonts w:hint="eastAsia"/>
               </w:rPr>
-              <w:t xml:space="preserve">. 일단 </w:t>
-            </w:r>
-            <w:proofErr w:type="spellStart"/>
-            <w:r>
-              <w:rPr>
-                <w:rFonts w:hint="eastAsia"/>
-              </w:rPr>
-              <w:t>유데미</w:t>
-            </w:r>
-            <w:proofErr w:type="spellEnd"/>
-            <w:r>
-              <w:rPr>
-                <w:rFonts w:hint="eastAsia"/>
-              </w:rPr>
-              <w:t xml:space="preserve"> 섹션3까지 빨리 들어서 C++로 구현하는 것에 익숙해지고 구조를 살펴봐야겠다. </w:t>
+              <w:t xml:space="preserve">. 일단 유데미 섹션3까지 빨리 들어서 C++로 구현하는 것에 익숙해지고 구조를 살펴봐야겠다. </w:t>
             </w:r>
           </w:p>
           <w:p>
@@ -1636,11 +1404,356 @@
       </w:rPr>
     </w:lvl>
   </w:abstractNum>
+  <w:abstractNum w:abstractNumId="2" w15:restartNumberingAfterBreak="0">
+    <w:nsid w:val="249C3435"/>
+    <w:multiLevelType w:val="hybridMultilevel"/>
+    <w:tmpl w:val="0A2EF244"/>
+    <w:lvl w:ilvl="0" w:tplc="1F9AACDC">
+      <w:numFmt w:val="bullet"/>
+      <w:lvlText w:val="-"/>
+      <w:lvlJc w:val="left"/>
+      <w:pPr>
+        <w:ind w:left="800" w:hanging="360"/>
+      </w:pPr>
+      <w:rPr>
+        <w:rFonts w:ascii="맑은 고딕" w:eastAsia="맑은 고딕" w:hAnsi="맑은 고딕" w:cstheme="minorBidi" w:hint="eastAsia"/>
+      </w:rPr>
+    </w:lvl>
+    <w:lvl w:ilvl="1" w:tplc="04090003" w:tentative="1">
+      <w:start w:val="1"/>
+      <w:numFmt w:val="bullet"/>
+      <w:lvlText w:val=""/>
+      <w:lvlJc w:val="left"/>
+      <w:pPr>
+        <w:ind w:left="1320" w:hanging="440"/>
+      </w:pPr>
+      <w:rPr>
+        <w:rFonts w:ascii="Wingdings" w:hAnsi="Wingdings" w:hint="default"/>
+      </w:rPr>
+    </w:lvl>
+    <w:lvl w:ilvl="2" w:tplc="04090005" w:tentative="1">
+      <w:start w:val="1"/>
+      <w:numFmt w:val="bullet"/>
+      <w:lvlText w:val=""/>
+      <w:lvlJc w:val="left"/>
+      <w:pPr>
+        <w:ind w:left="1760" w:hanging="440"/>
+      </w:pPr>
+      <w:rPr>
+        <w:rFonts w:ascii="Wingdings" w:hAnsi="Wingdings" w:hint="default"/>
+      </w:rPr>
+    </w:lvl>
+    <w:lvl w:ilvl="3" w:tplc="04090001" w:tentative="1">
+      <w:start w:val="1"/>
+      <w:numFmt w:val="bullet"/>
+      <w:lvlText w:val=""/>
+      <w:lvlJc w:val="left"/>
+      <w:pPr>
+        <w:ind w:left="2200" w:hanging="440"/>
+      </w:pPr>
+      <w:rPr>
+        <w:rFonts w:ascii="Wingdings" w:hAnsi="Wingdings" w:hint="default"/>
+      </w:rPr>
+    </w:lvl>
+    <w:lvl w:ilvl="4" w:tplc="04090003" w:tentative="1">
+      <w:start w:val="1"/>
+      <w:numFmt w:val="bullet"/>
+      <w:lvlText w:val=""/>
+      <w:lvlJc w:val="left"/>
+      <w:pPr>
+        <w:ind w:left="2640" w:hanging="440"/>
+      </w:pPr>
+      <w:rPr>
+        <w:rFonts w:ascii="Wingdings" w:hAnsi="Wingdings" w:hint="default"/>
+      </w:rPr>
+    </w:lvl>
+    <w:lvl w:ilvl="5" w:tplc="04090005" w:tentative="1">
+      <w:start w:val="1"/>
+      <w:numFmt w:val="bullet"/>
+      <w:lvlText w:val=""/>
+      <w:lvlJc w:val="left"/>
+      <w:pPr>
+        <w:ind w:left="3080" w:hanging="440"/>
+      </w:pPr>
+      <w:rPr>
+        <w:rFonts w:ascii="Wingdings" w:hAnsi="Wingdings" w:hint="default"/>
+      </w:rPr>
+    </w:lvl>
+    <w:lvl w:ilvl="6" w:tplc="04090001" w:tentative="1">
+      <w:start w:val="1"/>
+      <w:numFmt w:val="bullet"/>
+      <w:lvlText w:val=""/>
+      <w:lvlJc w:val="left"/>
+      <w:pPr>
+        <w:ind w:left="3520" w:hanging="440"/>
+      </w:pPr>
+      <w:rPr>
+        <w:rFonts w:ascii="Wingdings" w:hAnsi="Wingdings" w:hint="default"/>
+      </w:rPr>
+    </w:lvl>
+    <w:lvl w:ilvl="7" w:tplc="04090003" w:tentative="1">
+      <w:start w:val="1"/>
+      <w:numFmt w:val="bullet"/>
+      <w:lvlText w:val=""/>
+      <w:lvlJc w:val="left"/>
+      <w:pPr>
+        <w:ind w:left="3960" w:hanging="440"/>
+      </w:pPr>
+      <w:rPr>
+        <w:rFonts w:ascii="Wingdings" w:hAnsi="Wingdings" w:hint="default"/>
+      </w:rPr>
+    </w:lvl>
+    <w:lvl w:ilvl="8" w:tplc="04090005" w:tentative="1">
+      <w:start w:val="1"/>
+      <w:numFmt w:val="bullet"/>
+      <w:lvlText w:val=""/>
+      <w:lvlJc w:val="left"/>
+      <w:pPr>
+        <w:ind w:left="4400" w:hanging="440"/>
+      </w:pPr>
+      <w:rPr>
+        <w:rFonts w:ascii="Wingdings" w:hAnsi="Wingdings" w:hint="default"/>
+      </w:rPr>
+    </w:lvl>
+  </w:abstractNum>
+  <w:abstractNum w:abstractNumId="3" w15:restartNumberingAfterBreak="0">
+    <w:nsid w:val="5D0138B3"/>
+    <w:multiLevelType w:val="hybridMultilevel"/>
+    <w:tmpl w:val="8F4E4F02"/>
+    <w:lvl w:ilvl="0" w:tplc="2EA86636">
+      <w:numFmt w:val="bullet"/>
+      <w:lvlText w:val="-"/>
+      <w:lvlJc w:val="left"/>
+      <w:pPr>
+        <w:ind w:left="800" w:hanging="360"/>
+      </w:pPr>
+      <w:rPr>
+        <w:rFonts w:ascii="맑은 고딕" w:eastAsia="맑은 고딕" w:hAnsi="맑은 고딕" w:cstheme="minorBidi" w:hint="eastAsia"/>
+      </w:rPr>
+    </w:lvl>
+    <w:lvl w:ilvl="1" w:tplc="04090003" w:tentative="1">
+      <w:start w:val="1"/>
+      <w:numFmt w:val="bullet"/>
+      <w:lvlText w:val=""/>
+      <w:lvlJc w:val="left"/>
+      <w:pPr>
+        <w:ind w:left="1320" w:hanging="440"/>
+      </w:pPr>
+      <w:rPr>
+        <w:rFonts w:ascii="Wingdings" w:hAnsi="Wingdings" w:hint="default"/>
+      </w:rPr>
+    </w:lvl>
+    <w:lvl w:ilvl="2" w:tplc="04090005" w:tentative="1">
+      <w:start w:val="1"/>
+      <w:numFmt w:val="bullet"/>
+      <w:lvlText w:val=""/>
+      <w:lvlJc w:val="left"/>
+      <w:pPr>
+        <w:ind w:left="1760" w:hanging="440"/>
+      </w:pPr>
+      <w:rPr>
+        <w:rFonts w:ascii="Wingdings" w:hAnsi="Wingdings" w:hint="default"/>
+      </w:rPr>
+    </w:lvl>
+    <w:lvl w:ilvl="3" w:tplc="04090001" w:tentative="1">
+      <w:start w:val="1"/>
+      <w:numFmt w:val="bullet"/>
+      <w:lvlText w:val=""/>
+      <w:lvlJc w:val="left"/>
+      <w:pPr>
+        <w:ind w:left="2200" w:hanging="440"/>
+      </w:pPr>
+      <w:rPr>
+        <w:rFonts w:ascii="Wingdings" w:hAnsi="Wingdings" w:hint="default"/>
+      </w:rPr>
+    </w:lvl>
+    <w:lvl w:ilvl="4" w:tplc="04090003" w:tentative="1">
+      <w:start w:val="1"/>
+      <w:numFmt w:val="bullet"/>
+      <w:lvlText w:val=""/>
+      <w:lvlJc w:val="left"/>
+      <w:pPr>
+        <w:ind w:left="2640" w:hanging="440"/>
+      </w:pPr>
+      <w:rPr>
+        <w:rFonts w:ascii="Wingdings" w:hAnsi="Wingdings" w:hint="default"/>
+      </w:rPr>
+    </w:lvl>
+    <w:lvl w:ilvl="5" w:tplc="04090005" w:tentative="1">
+      <w:start w:val="1"/>
+      <w:numFmt w:val="bullet"/>
+      <w:lvlText w:val=""/>
+      <w:lvlJc w:val="left"/>
+      <w:pPr>
+        <w:ind w:left="3080" w:hanging="440"/>
+      </w:pPr>
+      <w:rPr>
+        <w:rFonts w:ascii="Wingdings" w:hAnsi="Wingdings" w:hint="default"/>
+      </w:rPr>
+    </w:lvl>
+    <w:lvl w:ilvl="6" w:tplc="04090001" w:tentative="1">
+      <w:start w:val="1"/>
+      <w:numFmt w:val="bullet"/>
+      <w:lvlText w:val=""/>
+      <w:lvlJc w:val="left"/>
+      <w:pPr>
+        <w:ind w:left="3520" w:hanging="440"/>
+      </w:pPr>
+      <w:rPr>
+        <w:rFonts w:ascii="Wingdings" w:hAnsi="Wingdings" w:hint="default"/>
+      </w:rPr>
+    </w:lvl>
+    <w:lvl w:ilvl="7" w:tplc="04090003" w:tentative="1">
+      <w:start w:val="1"/>
+      <w:numFmt w:val="bullet"/>
+      <w:lvlText w:val=""/>
+      <w:lvlJc w:val="left"/>
+      <w:pPr>
+        <w:ind w:left="3960" w:hanging="440"/>
+      </w:pPr>
+      <w:rPr>
+        <w:rFonts w:ascii="Wingdings" w:hAnsi="Wingdings" w:hint="default"/>
+      </w:rPr>
+    </w:lvl>
+    <w:lvl w:ilvl="8" w:tplc="04090005" w:tentative="1">
+      <w:start w:val="1"/>
+      <w:numFmt w:val="bullet"/>
+      <w:lvlText w:val=""/>
+      <w:lvlJc w:val="left"/>
+      <w:pPr>
+        <w:ind w:left="4400" w:hanging="440"/>
+      </w:pPr>
+      <w:rPr>
+        <w:rFonts w:ascii="Wingdings" w:hAnsi="Wingdings" w:hint="default"/>
+      </w:rPr>
+    </w:lvl>
+  </w:abstractNum>
+  <w:abstractNum w:abstractNumId="4" w15:restartNumberingAfterBreak="0">
+    <w:nsid w:val="7ABD6856"/>
+    <w:multiLevelType w:val="hybridMultilevel"/>
+    <w:tmpl w:val="F06849A2"/>
+    <w:lvl w:ilvl="0" w:tplc="63007D6A">
+      <w:numFmt w:val="bullet"/>
+      <w:lvlText w:val="-"/>
+      <w:lvlJc w:val="left"/>
+      <w:pPr>
+        <w:ind w:left="800" w:hanging="360"/>
+      </w:pPr>
+      <w:rPr>
+        <w:rFonts w:ascii="맑은 고딕" w:eastAsia="맑은 고딕" w:hAnsi="맑은 고딕" w:cstheme="minorBidi" w:hint="eastAsia"/>
+      </w:rPr>
+    </w:lvl>
+    <w:lvl w:ilvl="1" w:tplc="04090003" w:tentative="1">
+      <w:start w:val="1"/>
+      <w:numFmt w:val="bullet"/>
+      <w:lvlText w:val=""/>
+      <w:lvlJc w:val="left"/>
+      <w:pPr>
+        <w:ind w:left="1320" w:hanging="440"/>
+      </w:pPr>
+      <w:rPr>
+        <w:rFonts w:ascii="Wingdings" w:hAnsi="Wingdings" w:hint="default"/>
+      </w:rPr>
+    </w:lvl>
+    <w:lvl w:ilvl="2" w:tplc="04090005" w:tentative="1">
+      <w:start w:val="1"/>
+      <w:numFmt w:val="bullet"/>
+      <w:lvlText w:val=""/>
+      <w:lvlJc w:val="left"/>
+      <w:pPr>
+        <w:ind w:left="1760" w:hanging="440"/>
+      </w:pPr>
+      <w:rPr>
+        <w:rFonts w:ascii="Wingdings" w:hAnsi="Wingdings" w:hint="default"/>
+      </w:rPr>
+    </w:lvl>
+    <w:lvl w:ilvl="3" w:tplc="04090001" w:tentative="1">
+      <w:start w:val="1"/>
+      <w:numFmt w:val="bullet"/>
+      <w:lvlText w:val=""/>
+      <w:lvlJc w:val="left"/>
+      <w:pPr>
+        <w:ind w:left="2200" w:hanging="440"/>
+      </w:pPr>
+      <w:rPr>
+        <w:rFonts w:ascii="Wingdings" w:hAnsi="Wingdings" w:hint="default"/>
+      </w:rPr>
+    </w:lvl>
+    <w:lvl w:ilvl="4" w:tplc="04090003" w:tentative="1">
+      <w:start w:val="1"/>
+      <w:numFmt w:val="bullet"/>
+      <w:lvlText w:val=""/>
+      <w:lvlJc w:val="left"/>
+      <w:pPr>
+        <w:ind w:left="2640" w:hanging="440"/>
+      </w:pPr>
+      <w:rPr>
+        <w:rFonts w:ascii="Wingdings" w:hAnsi="Wingdings" w:hint="default"/>
+      </w:rPr>
+    </w:lvl>
+    <w:lvl w:ilvl="5" w:tplc="04090005" w:tentative="1">
+      <w:start w:val="1"/>
+      <w:numFmt w:val="bullet"/>
+      <w:lvlText w:val=""/>
+      <w:lvlJc w:val="left"/>
+      <w:pPr>
+        <w:ind w:left="3080" w:hanging="440"/>
+      </w:pPr>
+      <w:rPr>
+        <w:rFonts w:ascii="Wingdings" w:hAnsi="Wingdings" w:hint="default"/>
+      </w:rPr>
+    </w:lvl>
+    <w:lvl w:ilvl="6" w:tplc="04090001" w:tentative="1">
+      <w:start w:val="1"/>
+      <w:numFmt w:val="bullet"/>
+      <w:lvlText w:val=""/>
+      <w:lvlJc w:val="left"/>
+      <w:pPr>
+        <w:ind w:left="3520" w:hanging="440"/>
+      </w:pPr>
+      <w:rPr>
+        <w:rFonts w:ascii="Wingdings" w:hAnsi="Wingdings" w:hint="default"/>
+      </w:rPr>
+    </w:lvl>
+    <w:lvl w:ilvl="7" w:tplc="04090003" w:tentative="1">
+      <w:start w:val="1"/>
+      <w:numFmt w:val="bullet"/>
+      <w:lvlText w:val=""/>
+      <w:lvlJc w:val="left"/>
+      <w:pPr>
+        <w:ind w:left="3960" w:hanging="440"/>
+      </w:pPr>
+      <w:rPr>
+        <w:rFonts w:ascii="Wingdings" w:hAnsi="Wingdings" w:hint="default"/>
+      </w:rPr>
+    </w:lvl>
+    <w:lvl w:ilvl="8" w:tplc="04090005" w:tentative="1">
+      <w:start w:val="1"/>
+      <w:numFmt w:val="bullet"/>
+      <w:lvlText w:val=""/>
+      <w:lvlJc w:val="left"/>
+      <w:pPr>
+        <w:ind w:left="4400" w:hanging="440"/>
+      </w:pPr>
+      <w:rPr>
+        <w:rFonts w:ascii="Wingdings" w:hAnsi="Wingdings" w:hint="default"/>
+      </w:rPr>
+    </w:lvl>
+  </w:abstractNum>
   <w:num w:numId="1" w16cid:durableId="1396316752">
     <w:abstractNumId w:val="1"/>
   </w:num>
   <w:num w:numId="2" w16cid:durableId="337123396">
     <w:abstractNumId w:val="0"/>
+  </w:num>
+  <w:num w:numId="3" w16cid:durableId="1354067124">
+    <w:abstractNumId w:val="2"/>
+  </w:num>
+  <w:num w:numId="4" w16cid:durableId="100034124">
+    <w:abstractNumId w:val="4"/>
+  </w:num>
+  <w:num w:numId="5" w16cid:durableId="1564832605">
+    <w:abstractNumId w:val="3"/>
   </w:num>
 </w:numbering>
 </file>
